--- a/Lenguaje/Syntax.docx
+++ b/Lenguaje/Syntax.docx
@@ -35,21 +35,17 @@
     </w:p>
     <w:p>
       <w:pPr>
-        <w:pStyle w:val="Prrafodelista"/>
-        <w:numPr>
-          <w:ilvl w:val="0"/>
-          <w:numId w:val="1"/>
-        </w:numPr>
-        <w:rPr>
-          <w:sz w:val="18"/>
-          <w:szCs w:val="20"/>
+        <w:pStyle w:val="Ttulo1"/>
+        <w:rPr>
+          <w:sz w:val="24"/>
+          <w:szCs w:val="24"/>
         </w:rPr>
       </w:pPr>
       <w:r>
         <w:rPr>
           <w:rFonts w:hint="eastAsia"/>
-          <w:sz w:val="18"/>
-          <w:szCs w:val="20"/>
+          <w:sz w:val="24"/>
+          <w:szCs w:val="24"/>
         </w:rPr>
         <w:t>Root word 根词汇、源生词汇</w:t>
       </w:r>
@@ -1589,6 +1585,7 @@
                 <w:lang w:val="en-GB"/>
               </w:rPr>
             </w:pPr>
+            <w:proofErr w:type="spellStart"/>
             <w:r>
               <w:rPr>
                 <w:rFonts w:hint="eastAsia"/>
@@ -1598,6 +1595,7 @@
               </w:rPr>
               <w:t>Dieci</w:t>
             </w:r>
+            <w:proofErr w:type="spellEnd"/>
           </w:p>
         </w:tc>
         <w:tc>
@@ -2839,7 +2837,6 @@
                 <w:lang w:val="en-GB"/>
               </w:rPr>
             </w:pPr>
-            <w:proofErr w:type="spellStart"/>
             <w:r>
               <w:rPr>
                 <w:rFonts w:hint="eastAsia"/>
@@ -2849,7 +2846,6 @@
               </w:rPr>
               <w:t>Anuis</w:t>
             </w:r>
-            <w:proofErr w:type="spellEnd"/>
           </w:p>
         </w:tc>
         <w:tc>
@@ -4155,7 +4151,6 @@
           <w:szCs w:val="20"/>
           <w:lang w:val="en-GB"/>
         </w:rPr>
-        <w:lastRenderedPageBreak/>
         <w:t>宾语</w:t>
       </w:r>
     </w:p>
@@ -4779,75 +4774,71 @@
     </w:p>
     <w:p>
       <w:pPr>
-        <w:pStyle w:val="Prrafodelista"/>
-        <w:numPr>
-          <w:ilvl w:val="0"/>
-          <w:numId w:val="1"/>
-        </w:numPr>
-        <w:rPr>
-          <w:sz w:val="18"/>
-          <w:szCs w:val="20"/>
+        <w:pStyle w:val="Ttulo1"/>
+        <w:rPr>
+          <w:sz w:val="24"/>
+          <w:szCs w:val="24"/>
         </w:rPr>
       </w:pPr>
       <w:r>
         <w:rPr>
           <w:rFonts w:hint="eastAsia"/>
-          <w:sz w:val="18"/>
-          <w:szCs w:val="20"/>
+          <w:sz w:val="24"/>
+          <w:szCs w:val="24"/>
         </w:rPr>
         <w:t xml:space="preserve">Basic Word Order </w:t>
       </w:r>
       <w:r>
         <w:rPr>
-          <w:sz w:val="18"/>
-          <w:szCs w:val="20"/>
+          <w:sz w:val="24"/>
+          <w:szCs w:val="24"/>
         </w:rPr>
         <w:t>SVO</w:t>
       </w:r>
       <w:r>
         <w:rPr>
           <w:rFonts w:hint="eastAsia"/>
-          <w:sz w:val="18"/>
-          <w:szCs w:val="20"/>
+          <w:sz w:val="24"/>
+          <w:szCs w:val="24"/>
         </w:rPr>
         <w:t>主谓宾</w:t>
       </w:r>
       <w:r>
         <w:rPr>
           <w:rFonts w:hint="eastAsia"/>
-          <w:sz w:val="18"/>
-          <w:szCs w:val="20"/>
+          <w:sz w:val="24"/>
+          <w:szCs w:val="24"/>
         </w:rPr>
         <w:t>（平语</w:t>
       </w:r>
       <w:r>
         <w:rPr>
           <w:rFonts w:hint="eastAsia"/>
-          <w:sz w:val="18"/>
-          <w:szCs w:val="20"/>
+          <w:sz w:val="24"/>
+          <w:szCs w:val="24"/>
         </w:rPr>
         <w:t xml:space="preserve"> </w:t>
       </w:r>
       <w:r>
         <w:rPr>
-          <w:sz w:val="18"/>
-          <w:szCs w:val="20"/>
+          <w:sz w:val="24"/>
+          <w:szCs w:val="24"/>
         </w:rPr>
         <w:t>SOV</w:t>
       </w:r>
       <w:r>
         <w:rPr>
           <w:rFonts w:hint="eastAsia"/>
-          <w:sz w:val="18"/>
-          <w:szCs w:val="20"/>
+          <w:sz w:val="24"/>
+          <w:szCs w:val="24"/>
         </w:rPr>
         <w:t>主宾谓</w:t>
       </w:r>
       <w:r>
         <w:rPr>
           <w:rFonts w:hint="eastAsia"/>
-          <w:sz w:val="18"/>
-          <w:szCs w:val="20"/>
+          <w:sz w:val="24"/>
+          <w:szCs w:val="24"/>
         </w:rPr>
         <w:t>（敬语</w:t>
       </w:r>
@@ -5306,22 +5297,18 @@
     </w:p>
     <w:p>
       <w:pPr>
-        <w:pStyle w:val="Prrafodelista"/>
-        <w:numPr>
-          <w:ilvl w:val="0"/>
-          <w:numId w:val="1"/>
-        </w:numPr>
-        <w:rPr>
-          <w:sz w:val="18"/>
-          <w:szCs w:val="20"/>
+        <w:pStyle w:val="Ttulo1"/>
+        <w:rPr>
+          <w:sz w:val="24"/>
+          <w:szCs w:val="24"/>
           <w:lang w:val="es-ES"/>
         </w:rPr>
       </w:pPr>
       <w:proofErr w:type="spellStart"/>
       <w:r>
         <w:rPr>
-          <w:sz w:val="18"/>
-          <w:szCs w:val="20"/>
+          <w:sz w:val="24"/>
+          <w:szCs w:val="24"/>
           <w:lang w:val="es-ES"/>
         </w:rPr>
         <w:t>Adjectives</w:t>
@@ -5329,8 +5316,8 @@
       <w:proofErr w:type="spellEnd"/>
       <w:r>
         <w:rPr>
-          <w:sz w:val="18"/>
-          <w:szCs w:val="20"/>
+          <w:sz w:val="24"/>
+          <w:szCs w:val="24"/>
           <w:lang w:val="es-ES"/>
         </w:rPr>
         <w:t xml:space="preserve"> </w:t>
@@ -5338,11 +5325,20 @@
       <w:r>
         <w:rPr>
           <w:rFonts w:hint="eastAsia"/>
-          <w:sz w:val="18"/>
-          <w:szCs w:val="20"/>
+          <w:sz w:val="24"/>
+          <w:szCs w:val="24"/>
           <w:lang w:val="es-ES"/>
         </w:rPr>
         <w:t>形容词</w:t>
+      </w:r>
+      <w:r>
+        <w:rPr>
+          <w:rFonts w:hint="eastAsia"/>
+          <w:sz w:val="24"/>
+          <w:szCs w:val="24"/>
+          <w:lang w:val="es-ES"/>
+        </w:rPr>
+        <w:t xml:space="preserve"> 表示人或事物的形状、性质以及动作、行为的状态的词。如「高」「好」「勇敢」「坚强」「通红」等。</w:t>
       </w:r>
     </w:p>
     <w:p>
@@ -5366,21 +5362,17 @@
     </w:p>
     <w:p>
       <w:pPr>
-        <w:pStyle w:val="Prrafodelista"/>
-        <w:numPr>
-          <w:ilvl w:val="0"/>
-          <w:numId w:val="1"/>
-        </w:numPr>
-        <w:rPr>
-          <w:sz w:val="18"/>
-          <w:szCs w:val="20"/>
+        <w:pStyle w:val="Ttulo1"/>
+        <w:rPr>
+          <w:sz w:val="24"/>
+          <w:szCs w:val="24"/>
           <w:lang w:val="es-ES"/>
         </w:rPr>
       </w:pPr>
       <w:r>
         <w:rPr>
-          <w:sz w:val="18"/>
-          <w:szCs w:val="20"/>
+          <w:sz w:val="24"/>
+          <w:szCs w:val="24"/>
           <w:lang w:val="es-ES"/>
         </w:rPr>
         <w:t>Conjugación</w:t>
@@ -5388,8 +5380,8 @@
       <w:r>
         <w:rPr>
           <w:rFonts w:hint="eastAsia"/>
-          <w:sz w:val="18"/>
-          <w:szCs w:val="20"/>
+          <w:sz w:val="24"/>
+          <w:szCs w:val="24"/>
           <w:lang w:val="es-ES"/>
         </w:rPr>
         <w:t>动词变化形式与时态</w:t>
@@ -5489,26 +5481,42 @@
     </w:p>
     <w:p>
       <w:pPr>
-        <w:pStyle w:val="Prrafodelista"/>
-        <w:numPr>
-          <w:ilvl w:val="0"/>
-          <w:numId w:val="1"/>
-        </w:numPr>
-        <w:rPr>
-          <w:sz w:val="18"/>
-          <w:szCs w:val="20"/>
+        <w:pStyle w:val="Ttulo1"/>
+        <w:rPr>
+          <w:sz w:val="24"/>
+          <w:szCs w:val="24"/>
           <w:lang w:val="es-ES"/>
         </w:rPr>
       </w:pPr>
       <w:r>
         <w:rPr>
           <w:rFonts w:hint="eastAsia"/>
-          <w:sz w:val="18"/>
-          <w:szCs w:val="20"/>
+          <w:sz w:val="24"/>
+          <w:szCs w:val="24"/>
           <w:lang w:val="es-ES"/>
         </w:rPr>
         <w:t>名词前后缀</w:t>
       </w:r>
+      <w:r>
+        <w:rPr>
+          <w:rFonts w:hint="eastAsia"/>
+          <w:sz w:val="24"/>
+          <w:szCs w:val="24"/>
+          <w:lang w:val="es-ES"/>
+        </w:rPr>
+        <w:t xml:space="preserve"> </w:t>
+      </w:r>
+      <w:proofErr w:type="spellStart"/>
+      <w:r>
+        <w:rPr>
+          <w:rFonts w:hint="eastAsia"/>
+          <w:sz w:val="24"/>
+          <w:szCs w:val="24"/>
+          <w:lang w:val="es-ES"/>
+        </w:rPr>
+        <w:t>affix</w:t>
+      </w:r>
+      <w:proofErr w:type="spellEnd"/>
     </w:p>
     <w:p>
       <w:pPr>
@@ -5581,7 +5589,6 @@
           <w:numId w:val="1"/>
         </w:numPr>
         <w:rPr>
-          <w:rFonts w:hint="eastAsia"/>
           <w:sz w:val="18"/>
           <w:szCs w:val="20"/>
           <w:lang w:val="es-ES"/>
@@ -5606,6 +5613,437 @@
           <w:lang w:val="es-ES"/>
         </w:rPr>
         <w:t>减义</w:t>
+      </w:r>
+    </w:p>
+    <w:p>
+      <w:pPr>
+        <w:pStyle w:val="Prrafodelista"/>
+        <w:numPr>
+          <w:ilvl w:val="1"/>
+          <w:numId w:val="1"/>
+        </w:numPr>
+        <w:rPr>
+          <w:sz w:val="18"/>
+          <w:szCs w:val="20"/>
+          <w:lang w:val="es-ES"/>
+        </w:rPr>
+      </w:pPr>
+      <w:r>
+        <w:rPr>
+          <w:rFonts w:hint="eastAsia"/>
+          <w:sz w:val="18"/>
+          <w:szCs w:val="20"/>
+          <w:lang w:val="es-ES"/>
+        </w:rPr>
+        <w:t>动词名词化</w:t>
+      </w:r>
+    </w:p>
+    <w:p>
+      <w:pPr>
+        <w:pStyle w:val="Prrafodelista"/>
+        <w:numPr>
+          <w:ilvl w:val="1"/>
+          <w:numId w:val="1"/>
+        </w:numPr>
+        <w:rPr>
+          <w:sz w:val="18"/>
+          <w:szCs w:val="20"/>
+          <w:lang w:val="es-ES"/>
+        </w:rPr>
+      </w:pPr>
+      <w:r>
+        <w:rPr>
+          <w:rFonts w:hint="eastAsia"/>
+          <w:sz w:val="18"/>
+          <w:szCs w:val="20"/>
+          <w:lang w:val="es-ES"/>
+        </w:rPr>
+        <w:t>名词形容化</w:t>
+      </w:r>
+    </w:p>
+    <w:p>
+      <w:pPr>
+        <w:rPr>
+          <w:sz w:val="18"/>
+          <w:szCs w:val="20"/>
+          <w:lang w:val="es-ES"/>
+        </w:rPr>
+      </w:pPr>
+    </w:p>
+    <w:p>
+      <w:pPr>
+        <w:rPr>
+          <w:sz w:val="18"/>
+          <w:szCs w:val="20"/>
+          <w:lang w:val="es-ES"/>
+        </w:rPr>
+      </w:pPr>
+    </w:p>
+    <w:p>
+      <w:pPr>
+        <w:rPr>
+          <w:sz w:val="18"/>
+          <w:szCs w:val="20"/>
+          <w:lang w:val="es-ES"/>
+        </w:rPr>
+      </w:pPr>
+    </w:p>
+    <w:p>
+      <w:pPr>
+        <w:rPr>
+          <w:sz w:val="18"/>
+          <w:szCs w:val="20"/>
+          <w:lang w:val="es-ES"/>
+        </w:rPr>
+      </w:pPr>
+    </w:p>
+    <w:p>
+      <w:pPr>
+        <w:rPr>
+          <w:sz w:val="18"/>
+          <w:szCs w:val="20"/>
+          <w:lang w:val="es-ES"/>
+        </w:rPr>
+      </w:pPr>
+    </w:p>
+    <w:p>
+      <w:pPr>
+        <w:rPr>
+          <w:sz w:val="18"/>
+          <w:szCs w:val="20"/>
+          <w:lang w:val="es-ES"/>
+        </w:rPr>
+      </w:pPr>
+    </w:p>
+    <w:p>
+      <w:pPr>
+        <w:rPr>
+          <w:sz w:val="18"/>
+          <w:szCs w:val="20"/>
+          <w:lang w:val="es-ES"/>
+        </w:rPr>
+      </w:pPr>
+    </w:p>
+    <w:p>
+      <w:pPr>
+        <w:rPr>
+          <w:sz w:val="18"/>
+          <w:szCs w:val="20"/>
+          <w:lang w:val="es-ES"/>
+        </w:rPr>
+      </w:pPr>
+    </w:p>
+    <w:p>
+      <w:pPr>
+        <w:rPr>
+          <w:sz w:val="18"/>
+          <w:szCs w:val="20"/>
+          <w:lang w:val="es-ES"/>
+        </w:rPr>
+      </w:pPr>
+    </w:p>
+    <w:p>
+      <w:pPr>
+        <w:rPr>
+          <w:sz w:val="18"/>
+          <w:szCs w:val="20"/>
+          <w:lang w:val="es-ES"/>
+        </w:rPr>
+      </w:pPr>
+    </w:p>
+    <w:p>
+      <w:pPr>
+        <w:rPr>
+          <w:sz w:val="18"/>
+          <w:szCs w:val="20"/>
+          <w:lang w:val="es-ES"/>
+        </w:rPr>
+      </w:pPr>
+    </w:p>
+    <w:p>
+      <w:pPr>
+        <w:rPr>
+          <w:sz w:val="18"/>
+          <w:szCs w:val="20"/>
+          <w:lang w:val="es-ES"/>
+        </w:rPr>
+      </w:pPr>
+    </w:p>
+    <w:p>
+      <w:pPr>
+        <w:rPr>
+          <w:sz w:val="18"/>
+          <w:szCs w:val="20"/>
+          <w:lang w:val="es-ES"/>
+        </w:rPr>
+      </w:pPr>
+    </w:p>
+    <w:p>
+      <w:pPr>
+        <w:rPr>
+          <w:sz w:val="18"/>
+          <w:szCs w:val="20"/>
+          <w:lang w:val="es-ES"/>
+        </w:rPr>
+      </w:pPr>
+    </w:p>
+    <w:p>
+      <w:pPr>
+        <w:rPr>
+          <w:sz w:val="18"/>
+          <w:szCs w:val="20"/>
+          <w:lang w:val="es-ES"/>
+        </w:rPr>
+      </w:pPr>
+    </w:p>
+    <w:p>
+      <w:pPr>
+        <w:rPr>
+          <w:sz w:val="18"/>
+          <w:szCs w:val="20"/>
+          <w:lang w:val="es-ES"/>
+        </w:rPr>
+      </w:pPr>
+    </w:p>
+    <w:p>
+      <w:pPr>
+        <w:rPr>
+          <w:sz w:val="18"/>
+          <w:szCs w:val="20"/>
+          <w:lang w:val="es-ES"/>
+        </w:rPr>
+      </w:pPr>
+    </w:p>
+    <w:p>
+      <w:pPr>
+        <w:rPr>
+          <w:sz w:val="18"/>
+          <w:szCs w:val="20"/>
+          <w:lang w:val="es-ES"/>
+        </w:rPr>
+      </w:pPr>
+    </w:p>
+    <w:p>
+      <w:pPr>
+        <w:rPr>
+          <w:sz w:val="18"/>
+          <w:szCs w:val="20"/>
+          <w:lang w:val="es-ES"/>
+        </w:rPr>
+      </w:pPr>
+    </w:p>
+    <w:p>
+      <w:pPr>
+        <w:rPr>
+          <w:sz w:val="18"/>
+          <w:szCs w:val="20"/>
+          <w:lang w:val="es-ES"/>
+        </w:rPr>
+      </w:pPr>
+    </w:p>
+    <w:p>
+      <w:pPr>
+        <w:rPr>
+          <w:sz w:val="18"/>
+          <w:szCs w:val="20"/>
+          <w:lang w:val="es-ES"/>
+        </w:rPr>
+      </w:pPr>
+    </w:p>
+    <w:p>
+      <w:pPr>
+        <w:rPr>
+          <w:sz w:val="18"/>
+          <w:szCs w:val="20"/>
+          <w:lang w:val="es-ES"/>
+        </w:rPr>
+      </w:pPr>
+      <w:hyperlink r:id="rId7" w:history="1">
+        <w:r>
+          <w:rPr>
+            <w:rStyle w:val="Hipervnculo"/>
+            <w:sz w:val="18"/>
+            <w:szCs w:val="20"/>
+            <w:lang w:val="es-ES"/>
+          </w:rPr>
+          <w:t>https://zh.wikipedia.org/zh-hans/%E5%BD%A2%E5%AE%B9%E8%AF%8D</w:t>
+        </w:r>
+      </w:hyperlink>
+      <w:r>
+        <w:rPr>
+          <w:rFonts w:hint="eastAsia"/>
+          <w:sz w:val="18"/>
+          <w:szCs w:val="20"/>
+          <w:lang w:val="es-ES"/>
+        </w:rPr>
+        <w:t xml:space="preserve"> </w:t>
+      </w:r>
+      <w:proofErr w:type="spellStart"/>
+      <w:r>
+        <w:rPr>
+          <w:rFonts w:hint="eastAsia"/>
+          <w:sz w:val="18"/>
+          <w:szCs w:val="20"/>
+          <w:lang w:val="es-ES"/>
+        </w:rPr>
+        <w:t>adj</w:t>
+      </w:r>
+      <w:proofErr w:type="spellEnd"/>
+    </w:p>
+    <w:p>
+      <w:pPr>
+        <w:rPr>
+          <w:sz w:val="18"/>
+          <w:szCs w:val="20"/>
+          <w:lang w:val="es-ES"/>
+        </w:rPr>
+      </w:pPr>
+      <w:r>
+        <w:rPr>
+          <w:noProof/>
+        </w:rPr>
+        <w:drawing>
+          <wp:inline distT="0" distB="0" distL="0" distR="0" wp14:anchorId="77ACA942" wp14:editId="441A6C0D">
+            <wp:extent cx="2803712" cy="2075611"/>
+            <wp:effectExtent l="0" t="0" r="0" b="1270"/>
+            <wp:docPr id="553696283" name="Imagen 1" descr="Interfaz de usuario gráfica, Texto, Aplicación&#10;&#10;El contenido generado por IA puede ser incorrecto."/>
+            <wp:cNvGraphicFramePr>
+              <a:graphicFrameLocks xmlns:a="http://schemas.openxmlformats.org/drawingml/2006/main" noChangeAspect="1"/>
+            </wp:cNvGraphicFramePr>
+            <a:graphic xmlns:a="http://schemas.openxmlformats.org/drawingml/2006/main">
+              <a:graphicData uri="http://schemas.openxmlformats.org/drawingml/2006/picture">
+                <pic:pic xmlns:pic="http://schemas.openxmlformats.org/drawingml/2006/picture">
+                  <pic:nvPicPr>
+                    <pic:cNvPr id="553696283" name="Imagen 1" descr="Interfaz de usuario gráfica, Texto, Aplicación&#10;&#10;El contenido generado por IA puede ser incorrecto."/>
+                    <pic:cNvPicPr/>
+                  </pic:nvPicPr>
+                  <pic:blipFill>
+                    <a:blip r:embed="rId8"/>
+                    <a:stretch>
+                      <a:fillRect/>
+                    </a:stretch>
+                  </pic:blipFill>
+                  <pic:spPr>
+                    <a:xfrm>
+                      <a:off x="0" y="0"/>
+                      <a:ext cx="2814225" cy="2083394"/>
+                    </a:xfrm>
+                    <a:prstGeom prst="rect">
+                      <a:avLst/>
+                    </a:prstGeom>
+                  </pic:spPr>
+                </pic:pic>
+              </a:graphicData>
+            </a:graphic>
+          </wp:inline>
+        </w:drawing>
+      </w:r>
+    </w:p>
+    <w:p>
+      <w:pPr>
+        <w:rPr>
+          <w:sz w:val="18"/>
+          <w:szCs w:val="20"/>
+          <w:lang w:val="en-GB"/>
+        </w:rPr>
+      </w:pPr>
+      <w:hyperlink r:id="rId9" w:history="1">
+        <w:r>
+          <w:rPr>
+            <w:rStyle w:val="Hipervnculo"/>
+            <w:sz w:val="18"/>
+            <w:szCs w:val="20"/>
+            <w:lang w:val="en-GB"/>
+          </w:rPr>
+          <w:t>https://zh.wikipedia.org/zh-cn/%E6%A0%BC_(%E8%AF%AD%E6%B3%95)</w:t>
+        </w:r>
+      </w:hyperlink>
+      <w:r>
+        <w:rPr>
+          <w:rFonts w:hint="eastAsia"/>
+          <w:sz w:val="18"/>
+          <w:szCs w:val="20"/>
+          <w:lang w:val="en-GB"/>
+        </w:rPr>
+        <w:t xml:space="preserve"> non</w:t>
+      </w:r>
+    </w:p>
+    <w:p>
+      <w:pPr>
+        <w:rPr>
+          <w:sz w:val="18"/>
+          <w:szCs w:val="20"/>
+          <w:lang w:val="en-GB"/>
+        </w:rPr>
+      </w:pPr>
+      <w:hyperlink r:id="rId10" w:history="1">
+        <w:r>
+          <w:rPr>
+            <w:rStyle w:val="Hipervnculo"/>
+            <w:sz w:val="18"/>
+            <w:szCs w:val="20"/>
+            <w:lang w:val="en-GB"/>
+          </w:rPr>
+          <w:t>https://zh.wikipedia.org/zh-hans/%E8%A9%9E%E7%B6%B4</w:t>
+        </w:r>
+      </w:hyperlink>
+      <w:r>
+        <w:rPr>
+          <w:rFonts w:hint="eastAsia"/>
+          <w:sz w:val="18"/>
+          <w:szCs w:val="20"/>
+          <w:lang w:val="en-GB"/>
+        </w:rPr>
+        <w:t xml:space="preserve"> affix</w:t>
+      </w:r>
+    </w:p>
+    <w:p>
+      <w:pPr>
+        <w:rPr>
+          <w:sz w:val="18"/>
+          <w:szCs w:val="20"/>
+          <w:lang w:val="es-ES"/>
+        </w:rPr>
+      </w:pPr>
+      <w:r>
+        <w:rPr>
+          <w:noProof/>
+        </w:rPr>
+        <w:drawing>
+          <wp:inline distT="0" distB="0" distL="0" distR="0" wp14:anchorId="7CC7FD21" wp14:editId="63B24544">
+            <wp:extent cx="2359959" cy="2041737"/>
+            <wp:effectExtent l="0" t="0" r="2540" b="0"/>
+            <wp:docPr id="1327788421" name="Imagen 1" descr="Interfaz de usuario gráfica, Texto, Aplicación&#10;&#10;El contenido generado por IA puede ser incorrecto."/>
+            <wp:cNvGraphicFramePr>
+              <a:graphicFrameLocks xmlns:a="http://schemas.openxmlformats.org/drawingml/2006/main" noChangeAspect="1"/>
+            </wp:cNvGraphicFramePr>
+            <a:graphic xmlns:a="http://schemas.openxmlformats.org/drawingml/2006/main">
+              <a:graphicData uri="http://schemas.openxmlformats.org/drawingml/2006/picture">
+                <pic:pic xmlns:pic="http://schemas.openxmlformats.org/drawingml/2006/picture">
+                  <pic:nvPicPr>
+                    <pic:cNvPr id="1327788421" name="Imagen 1" descr="Interfaz de usuario gráfica, Texto, Aplicación&#10;&#10;El contenido generado por IA puede ser incorrecto."/>
+                    <pic:cNvPicPr/>
+                  </pic:nvPicPr>
+                  <pic:blipFill>
+                    <a:blip r:embed="rId11"/>
+                    <a:stretch>
+                      <a:fillRect/>
+                    </a:stretch>
+                  </pic:blipFill>
+                  <pic:spPr>
+                    <a:xfrm>
+                      <a:off x="0" y="0"/>
+                      <a:ext cx="2371783" cy="2051967"/>
+                    </a:xfrm>
+                    <a:prstGeom prst="rect">
+                      <a:avLst/>
+                    </a:prstGeom>
+                  </pic:spPr>
+                </pic:pic>
+              </a:graphicData>
+            </a:graphic>
+          </wp:inline>
+        </w:drawing>
       </w:r>
     </w:p>
     <w:sectPr>
@@ -5616,6 +6054,44 @@
     </w:sectPr>
   </w:body>
 </w:document>
+</file>
+
+<file path=word/endnotes.xml><?xml version="1.0" encoding="utf-8"?>
+<w:endnotes xmlns:wpc="http://schemas.microsoft.com/office/word/2010/wordprocessingCanvas" xmlns:cx="http://schemas.microsoft.com/office/drawing/2014/chartex" xmlns:cx1="http://schemas.microsoft.com/office/drawing/2015/9/8/chartex" xmlns:cx2="http://schemas.microsoft.com/office/drawing/2015/10/21/chartex" xmlns:cx3="http://schemas.microsoft.com/office/drawing/2016/5/9/chartex" xmlns:cx4="http://schemas.microsoft.com/office/drawing/2016/5/10/chartex" xmlns:cx5="http://schemas.microsoft.com/office/drawing/2016/5/11/chartex" xmlns:cx6="http://schemas.microsoft.com/office/drawing/2016/5/12/chartex" xmlns:cx7="http://schemas.microsoft.com/office/drawing/2016/5/13/chartex" xmlns:cx8="http://schemas.microsoft.com/office/drawing/2016/5/14/chartex" xmlns:mc="http://schemas.openxmlformats.org/markup-compatibility/2006" xmlns:aink="http://schemas.microsoft.com/office/drawing/2016/ink" xmlns:am3d="http://schemas.microsoft.com/office/drawing/2017/model3d" xmlns:o="urn:schemas-microsoft-com:office:office" xmlns:oel="http://schemas.microsoft.com/office/2019/extlst" xmlns:r="http://schemas.openxmlformats.org/officeDocument/2006/relationships" xmlns:m="http://schemas.openxmlformats.org/officeDocument/2006/math" xmlns:v="urn:schemas-microsoft-com:vml" xmlns:wp14="http://schemas.microsoft.com/office/word/2010/wordprocessingDrawing" xmlns:wp="http://schemas.openxmlformats.org/drawingml/2006/wordprocessingDrawing" xmlns:w10="urn:schemas-microsoft-com:office:word" xmlns:w="http://schemas.openxmlformats.org/wordprocessingml/2006/main" xmlns:w14="http://schemas.microsoft.com/office/word/2010/wordml" xmlns:w15="http://schemas.microsoft.com/office/word/2012/wordml" xmlns:w16cex="http://schemas.microsoft.com/office/word/2018/wordml/cex" xmlns:w16cid="http://schemas.microsoft.com/office/word/2016/wordml/cid" xmlns:w16="http://schemas.microsoft.com/office/word/2018/wordml" xmlns:w16du="http://schemas.microsoft.com/office/word/2023/wordml/word16du" xmlns:w16sdtdh="http://schemas.microsoft.com/office/word/2020/wordml/sdtdatahash" xmlns:w16sdtfl="http://schemas.microsoft.com/office/word/2024/wordml/sdtformatlock" xmlns:w16se="http://schemas.microsoft.com/office/word/2015/wordml/symex" xmlns:wpg="http://schemas.microsoft.com/office/word/2010/wordprocessingGroup" xmlns:wpi="http://schemas.microsoft.com/office/word/2010/wordprocessingInk" xmlns:wne="http://schemas.microsoft.com/office/word/2006/wordml" xmlns:wps="http://schemas.microsoft.com/office/word/2010/wordprocessingShape" mc:Ignorable="w14 w15 w16se w16cid w16 w16cex w16sdtdh w16sdtfl w16du wp14">
+  <w:endnote w:type="separator" w:id="-1">
+    <w:p>
+      <w:r>
+        <w:separator/>
+      </w:r>
+    </w:p>
+  </w:endnote>
+  <w:endnote w:type="continuationSeparator" w:id="0">
+    <w:p>
+      <w:r>
+        <w:continuationSeparator/>
+      </w:r>
+    </w:p>
+  </w:endnote>
+</w:endnotes>
+</file>
+
+<file path=word/footnotes.xml><?xml version="1.0" encoding="utf-8"?>
+<w:footnotes xmlns:wpc="http://schemas.microsoft.com/office/word/2010/wordprocessingCanvas" xmlns:cx="http://schemas.microsoft.com/office/drawing/2014/chartex" xmlns:cx1="http://schemas.microsoft.com/office/drawing/2015/9/8/chartex" xmlns:cx2="http://schemas.microsoft.com/office/drawing/2015/10/21/chartex" xmlns:cx3="http://schemas.microsoft.com/office/drawing/2016/5/9/chartex" xmlns:cx4="http://schemas.microsoft.com/office/drawing/2016/5/10/chartex" xmlns:cx5="http://schemas.microsoft.com/office/drawing/2016/5/11/chartex" xmlns:cx6="http://schemas.microsoft.com/office/drawing/2016/5/12/chartex" xmlns:cx7="http://schemas.microsoft.com/office/drawing/2016/5/13/chartex" xmlns:cx8="http://schemas.microsoft.com/office/drawing/2016/5/14/chartex" xmlns:mc="http://schemas.openxmlformats.org/markup-compatibility/2006" xmlns:aink="http://schemas.microsoft.com/office/drawing/2016/ink" xmlns:am3d="http://schemas.microsoft.com/office/drawing/2017/model3d" xmlns:o="urn:schemas-microsoft-com:office:office" xmlns:oel="http://schemas.microsoft.com/office/2019/extlst" xmlns:r="http://schemas.openxmlformats.org/officeDocument/2006/relationships" xmlns:m="http://schemas.openxmlformats.org/officeDocument/2006/math" xmlns:v="urn:schemas-microsoft-com:vml" xmlns:wp14="http://schemas.microsoft.com/office/word/2010/wordprocessingDrawing" xmlns:wp="http://schemas.openxmlformats.org/drawingml/2006/wordprocessingDrawing" xmlns:w10="urn:schemas-microsoft-com:office:word" xmlns:w="http://schemas.openxmlformats.org/wordprocessingml/2006/main" xmlns:w14="http://schemas.microsoft.com/office/word/2010/wordml" xmlns:w15="http://schemas.microsoft.com/office/word/2012/wordml" xmlns:w16cex="http://schemas.microsoft.com/office/word/2018/wordml/cex" xmlns:w16cid="http://schemas.microsoft.com/office/word/2016/wordml/cid" xmlns:w16="http://schemas.microsoft.com/office/word/2018/wordml" xmlns:w16du="http://schemas.microsoft.com/office/word/2023/wordml/word16du" xmlns:w16sdtdh="http://schemas.microsoft.com/office/word/2020/wordml/sdtdatahash" xmlns:w16sdtfl="http://schemas.microsoft.com/office/word/2024/wordml/sdtformatlock" xmlns:w16se="http://schemas.microsoft.com/office/word/2015/wordml/symex" xmlns:wpg="http://schemas.microsoft.com/office/word/2010/wordprocessingGroup" xmlns:wpi="http://schemas.microsoft.com/office/word/2010/wordprocessingInk" xmlns:wne="http://schemas.microsoft.com/office/word/2006/wordml" xmlns:wps="http://schemas.microsoft.com/office/word/2010/wordprocessingShape" mc:Ignorable="w14 w15 w16se w16cid w16 w16cex w16sdtdh w16sdtfl w16du wp14">
+  <w:footnote w:type="separator" w:id="-1">
+    <w:p>
+      <w:r>
+        <w:separator/>
+      </w:r>
+    </w:p>
+  </w:footnote>
+  <w:footnote w:type="continuationSeparator" w:id="0">
+    <w:p>
+      <w:r>
+        <w:continuationSeparator/>
+      </w:r>
+    </w:p>
+  </w:footnote>
+</w:footnotes>
 </file>
 
 <file path=word/numbering.xml><?xml version="1.0" encoding="utf-8"?>
@@ -6683,6 +7159,91 @@
       </w:tblBorders>
     </w:tblPr>
   </w:style>
+  <w:style w:type="character" w:styleId="Hipervnculo">
+    <w:name w:val="Hyperlink"/>
+    <w:basedOn w:val="Fuentedeprrafopredeter"/>
+    <w:uiPriority w:val="99"/>
+    <w:unhideWhenUsed/>
+    <w:rsid w:val="009529CB"/>
+    <w:rPr>
+      <w:color w:val="0563C1" w:themeColor="hyperlink"/>
+      <w:u w:val="single"/>
+    </w:rPr>
+  </w:style>
+  <w:style w:type="character" w:styleId="Mencinsinresolver">
+    <w:name w:val="Unresolved Mention"/>
+    <w:basedOn w:val="Fuentedeprrafopredeter"/>
+    <w:uiPriority w:val="99"/>
+    <w:semiHidden/>
+    <w:unhideWhenUsed/>
+    <w:rsid w:val="009529CB"/>
+    <w:rPr>
+      <w:color w:val="605E5C"/>
+      <w:shd w:val="clear" w:color="auto" w:fill="E1DFDD"/>
+    </w:rPr>
+  </w:style>
+  <w:style w:type="paragraph" w:styleId="Encabezado">
+    <w:name w:val="header"/>
+    <w:basedOn w:val="Normal"/>
+    <w:link w:val="EncabezadoCar"/>
+    <w:uiPriority w:val="99"/>
+    <w:unhideWhenUsed/>
+    <w:rsid w:val="00671465"/>
+    <w:pPr>
+      <w:tabs>
+        <w:tab w:val="center" w:pos="4153"/>
+        <w:tab w:val="right" w:pos="8306"/>
+      </w:tabs>
+      <w:snapToGrid w:val="0"/>
+      <w:jc w:val="center"/>
+    </w:pPr>
+    <w:rPr>
+      <w:sz w:val="18"/>
+      <w:szCs w:val="18"/>
+    </w:rPr>
+  </w:style>
+  <w:style w:type="character" w:customStyle="1" w:styleId="EncabezadoCar">
+    <w:name w:val="Encabezado Car"/>
+    <w:basedOn w:val="Fuentedeprrafopredeter"/>
+    <w:link w:val="Encabezado"/>
+    <w:uiPriority w:val="99"/>
+    <w:rsid w:val="00671465"/>
+    <w:rPr>
+      <w:sz w:val="18"/>
+      <w:szCs w:val="18"/>
+    </w:rPr>
+  </w:style>
+  <w:style w:type="paragraph" w:styleId="Piedepgina">
+    <w:name w:val="footer"/>
+    <w:basedOn w:val="Normal"/>
+    <w:link w:val="PiedepginaCar"/>
+    <w:uiPriority w:val="99"/>
+    <w:unhideWhenUsed/>
+    <w:rsid w:val="00671465"/>
+    <w:pPr>
+      <w:tabs>
+        <w:tab w:val="center" w:pos="4153"/>
+        <w:tab w:val="right" w:pos="8306"/>
+      </w:tabs>
+      <w:snapToGrid w:val="0"/>
+      <w:jc w:val="left"/>
+    </w:pPr>
+    <w:rPr>
+      <w:sz w:val="18"/>
+      <w:szCs w:val="18"/>
+    </w:rPr>
+  </w:style>
+  <w:style w:type="character" w:customStyle="1" w:styleId="PiedepginaCar">
+    <w:name w:val="Pie de página Car"/>
+    <w:basedOn w:val="Fuentedeprrafopredeter"/>
+    <w:link w:val="Piedepgina"/>
+    <w:uiPriority w:val="99"/>
+    <w:rsid w:val="00671465"/>
+    <w:rPr>
+      <w:sz w:val="18"/>
+      <w:szCs w:val="18"/>
+    </w:rPr>
+  </w:style>
 </w:styles>
 </file>
 

--- a/Lenguaje/Syntax.docx
+++ b/Lenguaje/Syntax.docx
@@ -52,1681 +52,56 @@
     </w:p>
     <w:p>
       <w:pPr>
-        <w:pStyle w:val="Prrafodelista"/>
-        <w:numPr>
-          <w:ilvl w:val="1"/>
-          <w:numId w:val="1"/>
-        </w:numPr>
-        <w:rPr>
-          <w:sz w:val="18"/>
-          <w:szCs w:val="20"/>
-          <w:lang w:val="en-GB"/>
-        </w:rPr>
-      </w:pPr>
-      <w:r>
-        <w:rPr>
-          <w:rFonts w:hint="eastAsia"/>
-          <w:sz w:val="18"/>
-          <w:szCs w:val="20"/>
+        <w:pStyle w:val="Ttulo3"/>
+        <w:rPr>
+          <w:sz w:val="24"/>
+          <w:szCs w:val="24"/>
+          <w:lang w:val="en-GB"/>
+        </w:rPr>
+      </w:pPr>
+      <w:r>
+        <w:rPr>
+          <w:rFonts w:hint="eastAsia"/>
+          <w:sz w:val="24"/>
+          <w:szCs w:val="24"/>
         </w:rPr>
         <w:t>例子</w:t>
       </w:r>
       <w:r>
         <w:rPr>
-          <w:sz w:val="18"/>
-          <w:szCs w:val="20"/>
+          <w:sz w:val="24"/>
+          <w:szCs w:val="24"/>
           <w:lang w:val="en-GB"/>
         </w:rPr>
         <w:t xml:space="preserve"> </w:t>
       </w:r>
-      <w:r>
-        <w:rPr>
-          <w:rFonts w:hint="eastAsia"/>
-          <w:sz w:val="18"/>
-          <w:szCs w:val="20"/>
-          <w:lang w:val="en-GB"/>
-        </w:rPr>
-        <w:t>数字</w:t>
-      </w:r>
+      <w:hyperlink r:id="rId7" w:history="1">
+        <w:r>
+          <w:rPr>
+            <w:rStyle w:val="Hipervnculo"/>
+            <w:rFonts w:hint="eastAsia"/>
+            <w:sz w:val="24"/>
+            <w:szCs w:val="24"/>
+            <w:lang w:val="en-GB"/>
+          </w:rPr>
+          <w:t>数字</w:t>
+        </w:r>
+      </w:hyperlink>
     </w:p>
-    <w:tbl>
-      <w:tblPr>
-        <w:tblStyle w:val="Tablaconcuadrcula"/>
-        <w:tblW w:w="0" w:type="auto"/>
-        <w:tblInd w:w="815" w:type="dxa"/>
-        <w:tblLook w:val="04A0" w:firstRow="1" w:lastRow="0" w:firstColumn="1" w:lastColumn="0" w:noHBand="0" w:noVBand="1"/>
-      </w:tblPr>
-      <w:tblGrid>
-        <w:gridCol w:w="1301"/>
-        <w:gridCol w:w="1268"/>
-        <w:gridCol w:w="1228"/>
-        <w:gridCol w:w="1228"/>
-        <w:gridCol w:w="1228"/>
-        <w:gridCol w:w="1228"/>
-      </w:tblGrid>
-      <w:tr>
-        <w:tc>
-          <w:tcPr>
-            <w:tcW w:w="1301" w:type="dxa"/>
-          </w:tcPr>
-          <w:p>
-            <w:pPr>
-              <w:pStyle w:val="Prrafodelista"/>
-              <w:ind w:left="0"/>
-              <w:rPr>
-                <w:sz w:val="18"/>
-                <w:szCs w:val="20"/>
-                <w:lang w:val="en-GB"/>
-              </w:rPr>
-            </w:pPr>
-            <w:r>
-              <w:rPr>
-                <w:rFonts w:hint="eastAsia"/>
-                <w:sz w:val="18"/>
-                <w:szCs w:val="20"/>
-                <w:lang w:val="en-GB"/>
-              </w:rPr>
-              <w:t>1</w:t>
-            </w:r>
-          </w:p>
-        </w:tc>
-        <w:tc>
-          <w:tcPr>
-            <w:tcW w:w="1268" w:type="dxa"/>
-          </w:tcPr>
-          <w:p>
-            <w:pPr>
-              <w:pStyle w:val="Prrafodelista"/>
-              <w:ind w:left="0"/>
-              <w:rPr>
-                <w:sz w:val="18"/>
-                <w:szCs w:val="20"/>
-                <w:lang w:val="en-GB"/>
-              </w:rPr>
-            </w:pPr>
-            <w:r>
-              <w:rPr>
-                <w:rFonts w:hint="eastAsia"/>
-                <w:sz w:val="18"/>
-                <w:szCs w:val="20"/>
-                <w:lang w:val="en-GB"/>
-              </w:rPr>
-              <w:t>Une</w:t>
-            </w:r>
-          </w:p>
-        </w:tc>
-        <w:tc>
-          <w:tcPr>
-            <w:tcW w:w="1228" w:type="dxa"/>
-          </w:tcPr>
-          <w:p>
-            <w:pPr>
-              <w:pStyle w:val="Prrafodelista"/>
-              <w:ind w:left="0"/>
-              <w:rPr>
-                <w:sz w:val="18"/>
-                <w:szCs w:val="20"/>
-                <w:lang w:val="en-GB"/>
-              </w:rPr>
-            </w:pPr>
-            <w:r>
-              <w:rPr>
-                <w:rFonts w:hint="eastAsia"/>
-                <w:sz w:val="18"/>
-                <w:szCs w:val="20"/>
-                <w:lang w:val="en-GB"/>
-              </w:rPr>
-              <w:t>11</w:t>
-            </w:r>
-          </w:p>
-        </w:tc>
-        <w:tc>
-          <w:tcPr>
-            <w:tcW w:w="1228" w:type="dxa"/>
-          </w:tcPr>
-          <w:p>
-            <w:pPr>
-              <w:pStyle w:val="Prrafodelista"/>
-              <w:ind w:left="0"/>
-              <w:rPr>
-                <w:sz w:val="18"/>
-                <w:szCs w:val="20"/>
-                <w:lang w:val="en-GB"/>
-              </w:rPr>
-            </w:pPr>
-            <w:r>
-              <w:rPr>
-                <w:rFonts w:hint="eastAsia"/>
-                <w:sz w:val="18"/>
-                <w:szCs w:val="20"/>
-                <w:lang w:val="en-GB"/>
-              </w:rPr>
-              <w:t>Once</w:t>
-            </w:r>
-          </w:p>
-        </w:tc>
-        <w:tc>
-          <w:tcPr>
-            <w:tcW w:w="1228" w:type="dxa"/>
-          </w:tcPr>
-          <w:p>
-            <w:pPr>
-              <w:pStyle w:val="Prrafodelista"/>
-              <w:ind w:left="0"/>
-              <w:rPr>
-                <w:sz w:val="18"/>
-                <w:szCs w:val="20"/>
-                <w:lang w:val="en-GB"/>
-              </w:rPr>
-            </w:pPr>
-            <w:r>
-              <w:rPr>
-                <w:rFonts w:hint="eastAsia"/>
-                <w:sz w:val="18"/>
-                <w:szCs w:val="20"/>
-                <w:lang w:val="en-GB"/>
-              </w:rPr>
-              <w:t>30</w:t>
-            </w:r>
-          </w:p>
-        </w:tc>
-        <w:tc>
-          <w:tcPr>
-            <w:tcW w:w="1228" w:type="dxa"/>
-          </w:tcPr>
-          <w:p>
-            <w:pPr>
-              <w:pStyle w:val="Prrafodelista"/>
-              <w:ind w:left="0"/>
-              <w:rPr>
-                <w:sz w:val="18"/>
-                <w:szCs w:val="20"/>
-                <w:lang w:val="en-GB"/>
-              </w:rPr>
-            </w:pPr>
-            <w:proofErr w:type="spellStart"/>
-            <w:r>
-              <w:rPr>
-                <w:rFonts w:hint="eastAsia"/>
-                <w:sz w:val="18"/>
-                <w:szCs w:val="20"/>
-                <w:lang w:val="en-GB"/>
-              </w:rPr>
-              <w:t>Trenti</w:t>
-            </w:r>
-            <w:proofErr w:type="spellEnd"/>
-          </w:p>
-        </w:tc>
-      </w:tr>
-      <w:tr>
-        <w:tc>
-          <w:tcPr>
-            <w:tcW w:w="1301" w:type="dxa"/>
-          </w:tcPr>
-          <w:p>
-            <w:pPr>
-              <w:pStyle w:val="Prrafodelista"/>
-              <w:ind w:left="0"/>
-              <w:rPr>
-                <w:sz w:val="18"/>
-                <w:szCs w:val="20"/>
-                <w:lang w:val="en-GB"/>
-              </w:rPr>
-            </w:pPr>
-            <w:r>
-              <w:rPr>
-                <w:rFonts w:hint="eastAsia"/>
-                <w:sz w:val="18"/>
-                <w:szCs w:val="20"/>
-                <w:lang w:val="en-GB"/>
-              </w:rPr>
-              <w:t>2</w:t>
-            </w:r>
-          </w:p>
-        </w:tc>
-        <w:tc>
-          <w:tcPr>
-            <w:tcW w:w="1268" w:type="dxa"/>
-          </w:tcPr>
-          <w:p>
-            <w:pPr>
-              <w:pStyle w:val="Prrafodelista"/>
-              <w:ind w:left="0"/>
-              <w:rPr>
-                <w:sz w:val="18"/>
-                <w:szCs w:val="20"/>
-                <w:lang w:val="en-GB"/>
-              </w:rPr>
-            </w:pPr>
-            <w:r>
-              <w:rPr>
-                <w:rFonts w:hint="eastAsia"/>
-                <w:sz w:val="18"/>
-                <w:szCs w:val="20"/>
-                <w:lang w:val="en-GB"/>
-              </w:rPr>
-              <w:t>Due</w:t>
-            </w:r>
-          </w:p>
-        </w:tc>
-        <w:tc>
-          <w:tcPr>
-            <w:tcW w:w="1228" w:type="dxa"/>
-          </w:tcPr>
-          <w:p>
-            <w:pPr>
-              <w:pStyle w:val="Prrafodelista"/>
-              <w:ind w:left="0"/>
-              <w:rPr>
-                <w:sz w:val="18"/>
-                <w:szCs w:val="20"/>
-                <w:lang w:val="en-GB"/>
-              </w:rPr>
-            </w:pPr>
-            <w:r>
-              <w:rPr>
-                <w:rFonts w:hint="eastAsia"/>
-                <w:sz w:val="18"/>
-                <w:szCs w:val="20"/>
-                <w:lang w:val="en-GB"/>
-              </w:rPr>
-              <w:t>12</w:t>
-            </w:r>
-          </w:p>
-        </w:tc>
-        <w:tc>
-          <w:tcPr>
-            <w:tcW w:w="1228" w:type="dxa"/>
-          </w:tcPr>
-          <w:p>
-            <w:pPr>
-              <w:pStyle w:val="Prrafodelista"/>
-              <w:ind w:left="0"/>
-              <w:rPr>
-                <w:sz w:val="18"/>
-                <w:szCs w:val="20"/>
-                <w:lang w:val="en-GB"/>
-              </w:rPr>
-            </w:pPr>
-            <w:r>
-              <w:rPr>
-                <w:rFonts w:hint="eastAsia"/>
-                <w:sz w:val="18"/>
-                <w:szCs w:val="20"/>
-                <w:lang w:val="en-GB"/>
-              </w:rPr>
-              <w:t>Doce</w:t>
-            </w:r>
-          </w:p>
-        </w:tc>
-        <w:tc>
-          <w:tcPr>
-            <w:tcW w:w="1228" w:type="dxa"/>
-          </w:tcPr>
-          <w:p>
-            <w:pPr>
-              <w:pStyle w:val="Prrafodelista"/>
-              <w:ind w:left="0"/>
-              <w:rPr>
-                <w:sz w:val="18"/>
-                <w:szCs w:val="20"/>
-                <w:lang w:val="en-GB"/>
-              </w:rPr>
-            </w:pPr>
-            <w:r>
-              <w:rPr>
-                <w:rFonts w:hint="eastAsia"/>
-                <w:sz w:val="18"/>
-                <w:szCs w:val="20"/>
-                <w:lang w:val="en-GB"/>
-              </w:rPr>
-              <w:t>40</w:t>
-            </w:r>
-          </w:p>
-        </w:tc>
-        <w:tc>
-          <w:tcPr>
-            <w:tcW w:w="1228" w:type="dxa"/>
-          </w:tcPr>
-          <w:p>
-            <w:pPr>
-              <w:pStyle w:val="Prrafodelista"/>
-              <w:ind w:left="0"/>
-              <w:rPr>
-                <w:sz w:val="18"/>
-                <w:szCs w:val="20"/>
-                <w:lang w:val="en-GB"/>
-              </w:rPr>
-            </w:pPr>
-            <w:r>
-              <w:rPr>
-                <w:rFonts w:hint="eastAsia"/>
-                <w:sz w:val="18"/>
-                <w:szCs w:val="20"/>
-                <w:lang w:val="en-GB"/>
-              </w:rPr>
-              <w:t>Quanti</w:t>
-            </w:r>
-          </w:p>
-        </w:tc>
-      </w:tr>
-      <w:tr>
-        <w:tc>
-          <w:tcPr>
-            <w:tcW w:w="1301" w:type="dxa"/>
-          </w:tcPr>
-          <w:p>
-            <w:pPr>
-              <w:pStyle w:val="Prrafodelista"/>
-              <w:ind w:left="0"/>
-              <w:rPr>
-                <w:sz w:val="18"/>
-                <w:szCs w:val="20"/>
-                <w:lang w:val="en-GB"/>
-              </w:rPr>
-            </w:pPr>
-            <w:r>
-              <w:rPr>
-                <w:rFonts w:hint="eastAsia"/>
-                <w:sz w:val="18"/>
-                <w:szCs w:val="20"/>
-                <w:lang w:val="en-GB"/>
-              </w:rPr>
-              <w:t>3</w:t>
-            </w:r>
-          </w:p>
-        </w:tc>
-        <w:tc>
-          <w:tcPr>
-            <w:tcW w:w="1268" w:type="dxa"/>
-          </w:tcPr>
-          <w:p>
-            <w:pPr>
-              <w:pStyle w:val="Prrafodelista"/>
-              <w:ind w:left="0"/>
-              <w:rPr>
-                <w:sz w:val="18"/>
-                <w:szCs w:val="20"/>
-                <w:lang w:val="en-GB"/>
-              </w:rPr>
-            </w:pPr>
-            <w:r>
-              <w:rPr>
-                <w:rFonts w:hint="eastAsia"/>
-                <w:sz w:val="18"/>
-                <w:szCs w:val="20"/>
-                <w:lang w:val="en-GB"/>
-              </w:rPr>
-              <w:t>Tre</w:t>
-            </w:r>
-          </w:p>
-        </w:tc>
-        <w:tc>
-          <w:tcPr>
-            <w:tcW w:w="1228" w:type="dxa"/>
-          </w:tcPr>
-          <w:p>
-            <w:pPr>
-              <w:pStyle w:val="Prrafodelista"/>
-              <w:ind w:left="0"/>
-              <w:rPr>
-                <w:sz w:val="18"/>
-                <w:szCs w:val="20"/>
-                <w:lang w:val="en-GB"/>
-              </w:rPr>
-            </w:pPr>
-            <w:r>
-              <w:rPr>
-                <w:rFonts w:hint="eastAsia"/>
-                <w:sz w:val="18"/>
-                <w:szCs w:val="20"/>
-                <w:lang w:val="en-GB"/>
-              </w:rPr>
-              <w:t>13</w:t>
-            </w:r>
-          </w:p>
-        </w:tc>
-        <w:tc>
-          <w:tcPr>
-            <w:tcW w:w="1228" w:type="dxa"/>
-          </w:tcPr>
-          <w:p>
-            <w:pPr>
-              <w:pStyle w:val="Prrafodelista"/>
-              <w:ind w:left="0"/>
-              <w:rPr>
-                <w:sz w:val="18"/>
-                <w:szCs w:val="20"/>
-                <w:lang w:val="en-GB"/>
-              </w:rPr>
-            </w:pPr>
-            <w:proofErr w:type="spellStart"/>
-            <w:r>
-              <w:rPr>
-                <w:rFonts w:hint="eastAsia"/>
-                <w:sz w:val="18"/>
-                <w:szCs w:val="20"/>
-                <w:lang w:val="en-GB"/>
-              </w:rPr>
-              <w:t>Trece</w:t>
-            </w:r>
-            <w:proofErr w:type="spellEnd"/>
-          </w:p>
-        </w:tc>
-        <w:tc>
-          <w:tcPr>
-            <w:tcW w:w="1228" w:type="dxa"/>
-          </w:tcPr>
-          <w:p>
-            <w:pPr>
-              <w:pStyle w:val="Prrafodelista"/>
-              <w:ind w:left="0"/>
-              <w:rPr>
-                <w:sz w:val="18"/>
-                <w:szCs w:val="20"/>
-                <w:lang w:val="en-GB"/>
-              </w:rPr>
-            </w:pPr>
-            <w:r>
-              <w:rPr>
-                <w:rFonts w:hint="eastAsia"/>
-                <w:sz w:val="18"/>
-                <w:szCs w:val="20"/>
-                <w:lang w:val="en-GB"/>
-              </w:rPr>
-              <w:t>50</w:t>
-            </w:r>
-          </w:p>
-        </w:tc>
-        <w:tc>
-          <w:tcPr>
-            <w:tcW w:w="1228" w:type="dxa"/>
-          </w:tcPr>
-          <w:p>
-            <w:pPr>
-              <w:pStyle w:val="Prrafodelista"/>
-              <w:ind w:left="0"/>
-              <w:rPr>
-                <w:sz w:val="18"/>
-                <w:szCs w:val="20"/>
-                <w:lang w:val="en-GB"/>
-              </w:rPr>
-            </w:pPr>
-            <w:r>
-              <w:rPr>
-                <w:rFonts w:hint="eastAsia"/>
-                <w:sz w:val="18"/>
-                <w:szCs w:val="20"/>
-                <w:lang w:val="en-GB"/>
-              </w:rPr>
-              <w:t>Cinti</w:t>
-            </w:r>
-          </w:p>
-        </w:tc>
-      </w:tr>
-      <w:tr>
-        <w:tc>
-          <w:tcPr>
-            <w:tcW w:w="1301" w:type="dxa"/>
-          </w:tcPr>
-          <w:p>
-            <w:pPr>
-              <w:pStyle w:val="Prrafodelista"/>
-              <w:ind w:left="0"/>
-              <w:rPr>
-                <w:sz w:val="18"/>
-                <w:szCs w:val="20"/>
-                <w:lang w:val="en-GB"/>
-              </w:rPr>
-            </w:pPr>
-            <w:r>
-              <w:rPr>
-                <w:rFonts w:hint="eastAsia"/>
-                <w:sz w:val="18"/>
-                <w:szCs w:val="20"/>
-                <w:lang w:val="en-GB"/>
-              </w:rPr>
-              <w:t>4</w:t>
-            </w:r>
-          </w:p>
-        </w:tc>
-        <w:tc>
-          <w:tcPr>
-            <w:tcW w:w="1268" w:type="dxa"/>
-          </w:tcPr>
-          <w:p>
-            <w:pPr>
-              <w:pStyle w:val="Prrafodelista"/>
-              <w:ind w:left="0"/>
-              <w:rPr>
-                <w:sz w:val="18"/>
-                <w:szCs w:val="20"/>
-                <w:lang w:val="en-GB"/>
-              </w:rPr>
-            </w:pPr>
-            <w:r>
-              <w:rPr>
-                <w:rFonts w:hint="eastAsia"/>
-                <w:sz w:val="18"/>
-                <w:szCs w:val="20"/>
-                <w:lang w:val="en-GB"/>
-              </w:rPr>
-              <w:t>Quattro</w:t>
-            </w:r>
-          </w:p>
-        </w:tc>
-        <w:tc>
-          <w:tcPr>
-            <w:tcW w:w="1228" w:type="dxa"/>
-          </w:tcPr>
-          <w:p>
-            <w:pPr>
-              <w:pStyle w:val="Prrafodelista"/>
-              <w:ind w:left="0"/>
-              <w:rPr>
-                <w:sz w:val="18"/>
-                <w:szCs w:val="20"/>
-                <w:lang w:val="en-GB"/>
-              </w:rPr>
-            </w:pPr>
-            <w:r>
-              <w:rPr>
-                <w:rFonts w:hint="eastAsia"/>
-                <w:sz w:val="18"/>
-                <w:szCs w:val="20"/>
-                <w:lang w:val="en-GB"/>
-              </w:rPr>
-              <w:t>14</w:t>
-            </w:r>
-          </w:p>
-        </w:tc>
-        <w:tc>
-          <w:tcPr>
-            <w:tcW w:w="1228" w:type="dxa"/>
-          </w:tcPr>
-          <w:p>
-            <w:pPr>
-              <w:pStyle w:val="Prrafodelista"/>
-              <w:ind w:left="0"/>
-              <w:rPr>
-                <w:sz w:val="18"/>
-                <w:szCs w:val="20"/>
-                <w:lang w:val="en-GB"/>
-              </w:rPr>
-            </w:pPr>
-            <w:proofErr w:type="spellStart"/>
-            <w:r>
-              <w:rPr>
-                <w:rFonts w:hint="eastAsia"/>
-                <w:sz w:val="18"/>
-                <w:szCs w:val="20"/>
-                <w:lang w:val="en-GB"/>
-              </w:rPr>
-              <w:t>Qua</w:t>
-            </w:r>
-            <w:r>
-              <w:rPr>
-                <w:rFonts w:hint="eastAsia"/>
-                <w:sz w:val="18"/>
-                <w:szCs w:val="20"/>
-                <w:lang w:val="en-GB"/>
-              </w:rPr>
-              <w:t>torce</w:t>
-            </w:r>
-            <w:proofErr w:type="spellEnd"/>
-          </w:p>
-        </w:tc>
-        <w:tc>
-          <w:tcPr>
-            <w:tcW w:w="1228" w:type="dxa"/>
-          </w:tcPr>
-          <w:p>
-            <w:pPr>
-              <w:pStyle w:val="Prrafodelista"/>
-              <w:ind w:left="0"/>
-              <w:rPr>
-                <w:sz w:val="18"/>
-                <w:szCs w:val="20"/>
-                <w:lang w:val="en-GB"/>
-              </w:rPr>
-            </w:pPr>
-            <w:r>
-              <w:rPr>
-                <w:rFonts w:hint="eastAsia"/>
-                <w:sz w:val="18"/>
-                <w:szCs w:val="20"/>
-                <w:lang w:val="en-GB"/>
-              </w:rPr>
-              <w:t>60</w:t>
-            </w:r>
-          </w:p>
-        </w:tc>
-        <w:tc>
-          <w:tcPr>
-            <w:tcW w:w="1228" w:type="dxa"/>
-          </w:tcPr>
-          <w:p>
-            <w:pPr>
-              <w:pStyle w:val="Prrafodelista"/>
-              <w:ind w:left="0"/>
-              <w:rPr>
-                <w:sz w:val="18"/>
-                <w:szCs w:val="20"/>
-                <w:lang w:val="en-GB"/>
-              </w:rPr>
-            </w:pPr>
-            <w:proofErr w:type="spellStart"/>
-            <w:r>
-              <w:rPr>
-                <w:rFonts w:hint="eastAsia"/>
-                <w:sz w:val="18"/>
-                <w:szCs w:val="20"/>
-                <w:lang w:val="en-GB"/>
-              </w:rPr>
-              <w:t>Seinti</w:t>
-            </w:r>
-            <w:proofErr w:type="spellEnd"/>
-          </w:p>
-        </w:tc>
-      </w:tr>
-      <w:tr>
-        <w:tc>
-          <w:tcPr>
-            <w:tcW w:w="1301" w:type="dxa"/>
-          </w:tcPr>
-          <w:p>
-            <w:pPr>
-              <w:pStyle w:val="Prrafodelista"/>
-              <w:ind w:left="0"/>
-              <w:rPr>
-                <w:sz w:val="18"/>
-                <w:szCs w:val="20"/>
-                <w:lang w:val="en-GB"/>
-              </w:rPr>
-            </w:pPr>
-            <w:r>
-              <w:rPr>
-                <w:rFonts w:hint="eastAsia"/>
-                <w:sz w:val="18"/>
-                <w:szCs w:val="20"/>
-                <w:lang w:val="en-GB"/>
-              </w:rPr>
-              <w:t>5</w:t>
-            </w:r>
-          </w:p>
-        </w:tc>
-        <w:tc>
-          <w:tcPr>
-            <w:tcW w:w="1268" w:type="dxa"/>
-          </w:tcPr>
-          <w:p>
-            <w:pPr>
-              <w:pStyle w:val="Prrafodelista"/>
-              <w:ind w:left="0"/>
-              <w:rPr>
-                <w:sz w:val="18"/>
-                <w:szCs w:val="20"/>
-                <w:lang w:val="en-GB"/>
-              </w:rPr>
-            </w:pPr>
-            <w:r>
-              <w:rPr>
-                <w:rFonts w:hint="eastAsia"/>
-                <w:sz w:val="18"/>
-                <w:szCs w:val="20"/>
-                <w:lang w:val="en-GB"/>
-              </w:rPr>
-              <w:t>Cinque</w:t>
-            </w:r>
-          </w:p>
-        </w:tc>
-        <w:tc>
-          <w:tcPr>
-            <w:tcW w:w="1228" w:type="dxa"/>
-          </w:tcPr>
-          <w:p>
-            <w:pPr>
-              <w:pStyle w:val="Prrafodelista"/>
-              <w:ind w:left="0"/>
-              <w:rPr>
-                <w:sz w:val="18"/>
-                <w:szCs w:val="20"/>
-                <w:lang w:val="en-GB"/>
-              </w:rPr>
-            </w:pPr>
-            <w:r>
-              <w:rPr>
-                <w:rFonts w:hint="eastAsia"/>
-                <w:sz w:val="18"/>
-                <w:szCs w:val="20"/>
-                <w:lang w:val="en-GB"/>
-              </w:rPr>
-              <w:t>15</w:t>
-            </w:r>
-          </w:p>
-        </w:tc>
-        <w:tc>
-          <w:tcPr>
-            <w:tcW w:w="1228" w:type="dxa"/>
-          </w:tcPr>
-          <w:p>
-            <w:pPr>
-              <w:pStyle w:val="Prrafodelista"/>
-              <w:ind w:left="0"/>
-              <w:rPr>
-                <w:sz w:val="18"/>
-                <w:szCs w:val="20"/>
-                <w:lang w:val="en-GB"/>
-              </w:rPr>
-            </w:pPr>
-            <w:proofErr w:type="spellStart"/>
-            <w:r>
-              <w:rPr>
-                <w:rFonts w:hint="eastAsia"/>
-                <w:sz w:val="18"/>
-                <w:szCs w:val="20"/>
-                <w:lang w:val="en-GB"/>
-              </w:rPr>
-              <w:t>Cince</w:t>
-            </w:r>
-            <w:proofErr w:type="spellEnd"/>
-          </w:p>
-        </w:tc>
-        <w:tc>
-          <w:tcPr>
-            <w:tcW w:w="1228" w:type="dxa"/>
-          </w:tcPr>
-          <w:p>
-            <w:pPr>
-              <w:pStyle w:val="Prrafodelista"/>
-              <w:ind w:left="0"/>
-              <w:rPr>
-                <w:sz w:val="18"/>
-                <w:szCs w:val="20"/>
-                <w:lang w:val="en-GB"/>
-              </w:rPr>
-            </w:pPr>
-            <w:r>
-              <w:rPr>
-                <w:rFonts w:hint="eastAsia"/>
-                <w:sz w:val="18"/>
-                <w:szCs w:val="20"/>
-                <w:lang w:val="en-GB"/>
-              </w:rPr>
-              <w:t>70</w:t>
-            </w:r>
-          </w:p>
-        </w:tc>
-        <w:tc>
-          <w:tcPr>
-            <w:tcW w:w="1228" w:type="dxa"/>
-          </w:tcPr>
-          <w:p>
-            <w:pPr>
-              <w:pStyle w:val="Prrafodelista"/>
-              <w:ind w:left="0"/>
-              <w:rPr>
-                <w:sz w:val="18"/>
-                <w:szCs w:val="20"/>
-                <w:lang w:val="en-GB"/>
-              </w:rPr>
-            </w:pPr>
-            <w:proofErr w:type="spellStart"/>
-            <w:r>
-              <w:rPr>
-                <w:rFonts w:hint="eastAsia"/>
-                <w:sz w:val="18"/>
-                <w:szCs w:val="20"/>
-                <w:lang w:val="en-GB"/>
-              </w:rPr>
-              <w:t>Setenti</w:t>
-            </w:r>
-            <w:proofErr w:type="spellEnd"/>
-          </w:p>
-        </w:tc>
-      </w:tr>
-      <w:tr>
-        <w:trPr>
-          <w:trHeight w:val="37"/>
-        </w:trPr>
-        <w:tc>
-          <w:tcPr>
-            <w:tcW w:w="1301" w:type="dxa"/>
-          </w:tcPr>
-          <w:p>
-            <w:pPr>
-              <w:pStyle w:val="Prrafodelista"/>
-              <w:tabs>
-                <w:tab w:val="left" w:pos="661"/>
-              </w:tabs>
-              <w:ind w:left="0"/>
-              <w:rPr>
-                <w:sz w:val="18"/>
-                <w:szCs w:val="20"/>
-                <w:lang w:val="en-GB"/>
-              </w:rPr>
-            </w:pPr>
-            <w:r>
-              <w:rPr>
-                <w:rFonts w:hint="eastAsia"/>
-                <w:sz w:val="18"/>
-                <w:szCs w:val="20"/>
-                <w:lang w:val="en-GB"/>
-              </w:rPr>
-              <w:t>6</w:t>
-            </w:r>
-            <w:r>
-              <w:rPr>
-                <w:sz w:val="18"/>
-                <w:szCs w:val="20"/>
-                <w:lang w:val="en-GB"/>
-              </w:rPr>
-              <w:tab/>
-            </w:r>
-          </w:p>
-        </w:tc>
-        <w:tc>
-          <w:tcPr>
-            <w:tcW w:w="1268" w:type="dxa"/>
-          </w:tcPr>
-          <w:p>
-            <w:pPr>
-              <w:pStyle w:val="Prrafodelista"/>
-              <w:ind w:left="0"/>
-              <w:rPr>
-                <w:sz w:val="18"/>
-                <w:szCs w:val="20"/>
-                <w:lang w:val="en-GB"/>
-              </w:rPr>
-            </w:pPr>
-            <w:r>
-              <w:rPr>
-                <w:rFonts w:hint="eastAsia"/>
-                <w:sz w:val="18"/>
-                <w:szCs w:val="20"/>
-                <w:lang w:val="en-GB"/>
-              </w:rPr>
-              <w:t>Sei</w:t>
-            </w:r>
-          </w:p>
-        </w:tc>
-        <w:tc>
-          <w:tcPr>
-            <w:tcW w:w="1228" w:type="dxa"/>
-          </w:tcPr>
-          <w:p>
-            <w:pPr>
-              <w:pStyle w:val="Prrafodelista"/>
-              <w:ind w:left="0"/>
-              <w:rPr>
-                <w:sz w:val="18"/>
-                <w:szCs w:val="20"/>
-                <w:lang w:val="en-GB"/>
-              </w:rPr>
-            </w:pPr>
-            <w:r>
-              <w:rPr>
-                <w:rFonts w:hint="eastAsia"/>
-                <w:sz w:val="18"/>
-                <w:szCs w:val="20"/>
-                <w:lang w:val="en-GB"/>
-              </w:rPr>
-              <w:t>16</w:t>
-            </w:r>
-          </w:p>
-        </w:tc>
-        <w:tc>
-          <w:tcPr>
-            <w:tcW w:w="1228" w:type="dxa"/>
-          </w:tcPr>
-          <w:p>
-            <w:pPr>
-              <w:pStyle w:val="Prrafodelista"/>
-              <w:ind w:left="0"/>
-              <w:rPr>
-                <w:sz w:val="18"/>
-                <w:szCs w:val="20"/>
-                <w:lang w:val="en-GB"/>
-              </w:rPr>
-            </w:pPr>
-            <w:proofErr w:type="spellStart"/>
-            <w:r>
-              <w:rPr>
-                <w:rFonts w:hint="eastAsia"/>
-                <w:sz w:val="18"/>
-                <w:szCs w:val="20"/>
-                <w:lang w:val="en-GB"/>
-              </w:rPr>
-              <w:t>Diesei</w:t>
-            </w:r>
-            <w:proofErr w:type="spellEnd"/>
-          </w:p>
-        </w:tc>
-        <w:tc>
-          <w:tcPr>
-            <w:tcW w:w="1228" w:type="dxa"/>
-          </w:tcPr>
-          <w:p>
-            <w:pPr>
-              <w:pStyle w:val="Prrafodelista"/>
-              <w:ind w:left="0"/>
-              <w:rPr>
-                <w:sz w:val="18"/>
-                <w:szCs w:val="20"/>
-                <w:lang w:val="en-GB"/>
-              </w:rPr>
-            </w:pPr>
-            <w:r>
-              <w:rPr>
-                <w:rFonts w:hint="eastAsia"/>
-                <w:sz w:val="18"/>
-                <w:szCs w:val="20"/>
-                <w:lang w:val="en-GB"/>
-              </w:rPr>
-              <w:t>80</w:t>
-            </w:r>
-          </w:p>
-        </w:tc>
-        <w:tc>
-          <w:tcPr>
-            <w:tcW w:w="1228" w:type="dxa"/>
-          </w:tcPr>
-          <w:p>
-            <w:pPr>
-              <w:pStyle w:val="Prrafodelista"/>
-              <w:ind w:left="0"/>
-              <w:rPr>
-                <w:sz w:val="18"/>
-                <w:szCs w:val="20"/>
-                <w:lang w:val="en-GB"/>
-              </w:rPr>
-            </w:pPr>
-            <w:proofErr w:type="spellStart"/>
-            <w:r>
-              <w:rPr>
-                <w:rFonts w:hint="eastAsia"/>
-                <w:sz w:val="18"/>
-                <w:szCs w:val="20"/>
-                <w:lang w:val="en-GB"/>
-              </w:rPr>
-              <w:t>Ochenti</w:t>
-            </w:r>
-            <w:proofErr w:type="spellEnd"/>
-          </w:p>
-        </w:tc>
-      </w:tr>
-      <w:tr>
-        <w:trPr>
-          <w:trHeight w:val="34"/>
-        </w:trPr>
-        <w:tc>
-          <w:tcPr>
-            <w:tcW w:w="1301" w:type="dxa"/>
-          </w:tcPr>
-          <w:p>
-            <w:pPr>
-              <w:pStyle w:val="Prrafodelista"/>
-              <w:tabs>
-                <w:tab w:val="left" w:pos="661"/>
-              </w:tabs>
-              <w:ind w:left="0"/>
-              <w:rPr>
-                <w:sz w:val="18"/>
-                <w:szCs w:val="20"/>
-                <w:lang w:val="en-GB"/>
-              </w:rPr>
-            </w:pPr>
-            <w:r>
-              <w:rPr>
-                <w:rFonts w:hint="eastAsia"/>
-                <w:sz w:val="18"/>
-                <w:szCs w:val="20"/>
-                <w:lang w:val="en-GB"/>
-              </w:rPr>
-              <w:t>7</w:t>
-            </w:r>
-          </w:p>
-        </w:tc>
-        <w:tc>
-          <w:tcPr>
-            <w:tcW w:w="1268" w:type="dxa"/>
-          </w:tcPr>
-          <w:p>
-            <w:pPr>
-              <w:pStyle w:val="Prrafodelista"/>
-              <w:ind w:left="0"/>
-              <w:rPr>
-                <w:sz w:val="18"/>
-                <w:szCs w:val="20"/>
-                <w:lang w:val="en-GB"/>
-              </w:rPr>
-            </w:pPr>
-            <w:r>
-              <w:rPr>
-                <w:rFonts w:hint="eastAsia"/>
-                <w:sz w:val="18"/>
-                <w:szCs w:val="20"/>
-                <w:lang w:val="en-GB"/>
-              </w:rPr>
-              <w:t>Sette</w:t>
-            </w:r>
-          </w:p>
-        </w:tc>
-        <w:tc>
-          <w:tcPr>
-            <w:tcW w:w="1228" w:type="dxa"/>
-          </w:tcPr>
-          <w:p>
-            <w:pPr>
-              <w:pStyle w:val="Prrafodelista"/>
-              <w:ind w:left="0"/>
-              <w:rPr>
-                <w:sz w:val="18"/>
-                <w:szCs w:val="20"/>
-                <w:lang w:val="en-GB"/>
-              </w:rPr>
-            </w:pPr>
-            <w:r>
-              <w:rPr>
-                <w:rFonts w:hint="eastAsia"/>
-                <w:sz w:val="18"/>
-                <w:szCs w:val="20"/>
-                <w:lang w:val="en-GB"/>
-              </w:rPr>
-              <w:t>17</w:t>
-            </w:r>
-          </w:p>
-        </w:tc>
-        <w:tc>
-          <w:tcPr>
-            <w:tcW w:w="1228" w:type="dxa"/>
-          </w:tcPr>
-          <w:p>
-            <w:pPr>
-              <w:pStyle w:val="Prrafodelista"/>
-              <w:ind w:left="0"/>
-              <w:rPr>
-                <w:sz w:val="18"/>
-                <w:szCs w:val="20"/>
-                <w:lang w:val="en-GB"/>
-              </w:rPr>
-            </w:pPr>
-            <w:proofErr w:type="spellStart"/>
-            <w:r>
-              <w:rPr>
-                <w:rFonts w:hint="eastAsia"/>
-                <w:sz w:val="18"/>
-                <w:szCs w:val="20"/>
-                <w:lang w:val="en-GB"/>
-              </w:rPr>
-              <w:t>Diesette</w:t>
-            </w:r>
-            <w:proofErr w:type="spellEnd"/>
-          </w:p>
-        </w:tc>
-        <w:tc>
-          <w:tcPr>
-            <w:tcW w:w="1228" w:type="dxa"/>
-          </w:tcPr>
-          <w:p>
-            <w:pPr>
-              <w:pStyle w:val="Prrafodelista"/>
-              <w:ind w:left="0"/>
-              <w:rPr>
-                <w:sz w:val="18"/>
-                <w:szCs w:val="20"/>
-                <w:lang w:val="en-GB"/>
-              </w:rPr>
-            </w:pPr>
-            <w:r>
-              <w:rPr>
-                <w:rFonts w:hint="eastAsia"/>
-                <w:sz w:val="18"/>
-                <w:szCs w:val="20"/>
-                <w:lang w:val="en-GB"/>
-              </w:rPr>
-              <w:t>90</w:t>
-            </w:r>
-          </w:p>
-        </w:tc>
-        <w:tc>
-          <w:tcPr>
-            <w:tcW w:w="1228" w:type="dxa"/>
-          </w:tcPr>
-          <w:p>
-            <w:pPr>
-              <w:pStyle w:val="Prrafodelista"/>
-              <w:ind w:left="0"/>
-              <w:rPr>
-                <w:sz w:val="18"/>
-                <w:szCs w:val="20"/>
-                <w:lang w:val="en-GB"/>
-              </w:rPr>
-            </w:pPr>
-            <w:proofErr w:type="spellStart"/>
-            <w:r>
-              <w:rPr>
-                <w:rFonts w:hint="eastAsia"/>
-                <w:sz w:val="18"/>
-                <w:szCs w:val="20"/>
-                <w:lang w:val="en-GB"/>
-              </w:rPr>
-              <w:t>Noventi</w:t>
-            </w:r>
-            <w:proofErr w:type="spellEnd"/>
-          </w:p>
-        </w:tc>
-      </w:tr>
-      <w:tr>
-        <w:trPr>
-          <w:trHeight w:val="34"/>
-        </w:trPr>
-        <w:tc>
-          <w:tcPr>
-            <w:tcW w:w="1301" w:type="dxa"/>
-          </w:tcPr>
-          <w:p>
-            <w:pPr>
-              <w:pStyle w:val="Prrafodelista"/>
-              <w:tabs>
-                <w:tab w:val="left" w:pos="661"/>
-              </w:tabs>
-              <w:ind w:left="0"/>
-              <w:rPr>
-                <w:sz w:val="18"/>
-                <w:szCs w:val="20"/>
-                <w:lang w:val="en-GB"/>
-              </w:rPr>
-            </w:pPr>
-            <w:r>
-              <w:rPr>
-                <w:rFonts w:hint="eastAsia"/>
-                <w:sz w:val="18"/>
-                <w:szCs w:val="20"/>
-                <w:lang w:val="en-GB"/>
-              </w:rPr>
-              <w:t>8</w:t>
-            </w:r>
-          </w:p>
-        </w:tc>
-        <w:tc>
-          <w:tcPr>
-            <w:tcW w:w="1268" w:type="dxa"/>
-          </w:tcPr>
-          <w:p>
-            <w:pPr>
-              <w:pStyle w:val="Prrafodelista"/>
-              <w:ind w:left="0"/>
-              <w:rPr>
-                <w:sz w:val="18"/>
-                <w:szCs w:val="20"/>
-                <w:lang w:val="en-GB"/>
-              </w:rPr>
-            </w:pPr>
-            <w:r>
-              <w:rPr>
-                <w:rFonts w:hint="eastAsia"/>
-                <w:sz w:val="18"/>
-                <w:szCs w:val="20"/>
-                <w:lang w:val="en-GB"/>
-              </w:rPr>
-              <w:t>Ocho</w:t>
-            </w:r>
-          </w:p>
-        </w:tc>
-        <w:tc>
-          <w:tcPr>
-            <w:tcW w:w="1228" w:type="dxa"/>
-          </w:tcPr>
-          <w:p>
-            <w:pPr>
-              <w:pStyle w:val="Prrafodelista"/>
-              <w:ind w:left="0"/>
-              <w:rPr>
-                <w:sz w:val="18"/>
-                <w:szCs w:val="20"/>
-                <w:lang w:val="en-GB"/>
-              </w:rPr>
-            </w:pPr>
-            <w:r>
-              <w:rPr>
-                <w:rFonts w:hint="eastAsia"/>
-                <w:sz w:val="18"/>
-                <w:szCs w:val="20"/>
-                <w:lang w:val="en-GB"/>
-              </w:rPr>
-              <w:t>18</w:t>
-            </w:r>
-          </w:p>
-        </w:tc>
-        <w:tc>
-          <w:tcPr>
-            <w:tcW w:w="1228" w:type="dxa"/>
-          </w:tcPr>
-          <w:p>
-            <w:pPr>
-              <w:pStyle w:val="Prrafodelista"/>
-              <w:ind w:left="0"/>
-              <w:rPr>
-                <w:sz w:val="18"/>
-                <w:szCs w:val="20"/>
-                <w:lang w:val="en-GB"/>
-              </w:rPr>
-            </w:pPr>
-            <w:proofErr w:type="spellStart"/>
-            <w:r>
-              <w:rPr>
-                <w:rFonts w:hint="eastAsia"/>
-                <w:sz w:val="18"/>
-                <w:szCs w:val="20"/>
-                <w:lang w:val="en-GB"/>
-              </w:rPr>
-              <w:t>Dieocho</w:t>
-            </w:r>
-            <w:proofErr w:type="spellEnd"/>
-          </w:p>
-        </w:tc>
-        <w:tc>
-          <w:tcPr>
-            <w:tcW w:w="1228" w:type="dxa"/>
-          </w:tcPr>
-          <w:p>
-            <w:pPr>
-              <w:pStyle w:val="Prrafodelista"/>
-              <w:ind w:left="0"/>
-              <w:rPr>
-                <w:sz w:val="18"/>
-                <w:szCs w:val="20"/>
-                <w:lang w:val="en-GB"/>
-              </w:rPr>
-            </w:pPr>
-            <w:r>
-              <w:rPr>
-                <w:rFonts w:hint="eastAsia"/>
-                <w:sz w:val="18"/>
-                <w:szCs w:val="20"/>
-                <w:lang w:val="en-GB"/>
-              </w:rPr>
-              <w:t>100</w:t>
-            </w:r>
-          </w:p>
-        </w:tc>
-        <w:tc>
-          <w:tcPr>
-            <w:tcW w:w="1228" w:type="dxa"/>
-          </w:tcPr>
-          <w:p>
-            <w:pPr>
-              <w:pStyle w:val="Prrafodelista"/>
-              <w:ind w:left="0"/>
-              <w:rPr>
-                <w:sz w:val="18"/>
-                <w:szCs w:val="20"/>
-                <w:lang w:val="en-GB"/>
-              </w:rPr>
-            </w:pPr>
-            <w:proofErr w:type="spellStart"/>
-            <w:r>
-              <w:rPr>
-                <w:rFonts w:hint="eastAsia"/>
-                <w:sz w:val="18"/>
-                <w:szCs w:val="20"/>
-                <w:lang w:val="en-GB"/>
-              </w:rPr>
-              <w:t>Cehn</w:t>
-            </w:r>
-            <w:proofErr w:type="spellEnd"/>
-          </w:p>
-        </w:tc>
-      </w:tr>
-      <w:tr>
-        <w:trPr>
-          <w:trHeight w:val="34"/>
-        </w:trPr>
-        <w:tc>
-          <w:tcPr>
-            <w:tcW w:w="1301" w:type="dxa"/>
-          </w:tcPr>
-          <w:p>
-            <w:pPr>
-              <w:pStyle w:val="Prrafodelista"/>
-              <w:tabs>
-                <w:tab w:val="left" w:pos="661"/>
-              </w:tabs>
-              <w:ind w:left="0"/>
-              <w:rPr>
-                <w:sz w:val="18"/>
-                <w:szCs w:val="20"/>
-                <w:lang w:val="en-GB"/>
-              </w:rPr>
-            </w:pPr>
-            <w:r>
-              <w:rPr>
-                <w:rFonts w:hint="eastAsia"/>
-                <w:sz w:val="18"/>
-                <w:szCs w:val="20"/>
-                <w:lang w:val="en-GB"/>
-              </w:rPr>
-              <w:t>9</w:t>
-            </w:r>
-          </w:p>
-        </w:tc>
-        <w:tc>
-          <w:tcPr>
-            <w:tcW w:w="1268" w:type="dxa"/>
-          </w:tcPr>
-          <w:p>
-            <w:pPr>
-              <w:pStyle w:val="Prrafodelista"/>
-              <w:ind w:left="0"/>
-              <w:rPr>
-                <w:sz w:val="18"/>
-                <w:szCs w:val="20"/>
-                <w:lang w:val="en-GB"/>
-              </w:rPr>
-            </w:pPr>
-            <w:r>
-              <w:rPr>
-                <w:rFonts w:hint="eastAsia"/>
-                <w:sz w:val="18"/>
-                <w:szCs w:val="20"/>
-                <w:lang w:val="en-GB"/>
-              </w:rPr>
-              <w:t>Nove</w:t>
-            </w:r>
-          </w:p>
-        </w:tc>
-        <w:tc>
-          <w:tcPr>
-            <w:tcW w:w="1228" w:type="dxa"/>
-          </w:tcPr>
-          <w:p>
-            <w:pPr>
-              <w:pStyle w:val="Prrafodelista"/>
-              <w:ind w:left="0"/>
-              <w:rPr>
-                <w:sz w:val="18"/>
-                <w:szCs w:val="20"/>
-                <w:lang w:val="en-GB"/>
-              </w:rPr>
-            </w:pPr>
-            <w:r>
-              <w:rPr>
-                <w:rFonts w:hint="eastAsia"/>
-                <w:sz w:val="18"/>
-                <w:szCs w:val="20"/>
-                <w:lang w:val="en-GB"/>
-              </w:rPr>
-              <w:t>19</w:t>
-            </w:r>
-          </w:p>
-        </w:tc>
-        <w:tc>
-          <w:tcPr>
-            <w:tcW w:w="1228" w:type="dxa"/>
-          </w:tcPr>
-          <w:p>
-            <w:pPr>
-              <w:pStyle w:val="Prrafodelista"/>
-              <w:ind w:left="0"/>
-              <w:rPr>
-                <w:sz w:val="18"/>
-                <w:szCs w:val="20"/>
-                <w:lang w:val="en-GB"/>
-              </w:rPr>
-            </w:pPr>
-            <w:proofErr w:type="spellStart"/>
-            <w:r>
-              <w:rPr>
-                <w:rFonts w:hint="eastAsia"/>
-                <w:sz w:val="18"/>
-                <w:szCs w:val="20"/>
-                <w:lang w:val="en-GB"/>
-              </w:rPr>
-              <w:t>Dienove</w:t>
-            </w:r>
-            <w:proofErr w:type="spellEnd"/>
-          </w:p>
-        </w:tc>
-        <w:tc>
-          <w:tcPr>
-            <w:tcW w:w="1228" w:type="dxa"/>
-          </w:tcPr>
-          <w:p>
-            <w:pPr>
-              <w:pStyle w:val="Prrafodelista"/>
-              <w:ind w:left="0"/>
-              <w:rPr>
-                <w:sz w:val="18"/>
-                <w:szCs w:val="20"/>
-                <w:lang w:val="en-GB"/>
-              </w:rPr>
-            </w:pPr>
-            <w:r>
-              <w:rPr>
-                <w:rFonts w:hint="eastAsia"/>
-                <w:sz w:val="18"/>
-                <w:szCs w:val="20"/>
-                <w:lang w:val="en-GB"/>
-              </w:rPr>
-              <w:t>1000</w:t>
-            </w:r>
-          </w:p>
-        </w:tc>
-        <w:tc>
-          <w:tcPr>
-            <w:tcW w:w="1228" w:type="dxa"/>
-          </w:tcPr>
-          <w:p>
-            <w:pPr>
-              <w:pStyle w:val="Prrafodelista"/>
-              <w:ind w:left="0"/>
-              <w:rPr>
-                <w:sz w:val="18"/>
-                <w:szCs w:val="20"/>
-                <w:lang w:val="en-GB"/>
-              </w:rPr>
-            </w:pPr>
-            <w:r>
-              <w:rPr>
-                <w:rFonts w:hint="eastAsia"/>
-                <w:sz w:val="18"/>
-                <w:szCs w:val="20"/>
-                <w:lang w:val="en-GB"/>
-              </w:rPr>
-              <w:t>Mil</w:t>
-            </w:r>
-          </w:p>
-        </w:tc>
-      </w:tr>
-      <w:tr>
-        <w:trPr>
-          <w:trHeight w:val="34"/>
-        </w:trPr>
-        <w:tc>
-          <w:tcPr>
-            <w:tcW w:w="1301" w:type="dxa"/>
-          </w:tcPr>
-          <w:p>
-            <w:pPr>
-              <w:pStyle w:val="Prrafodelista"/>
-              <w:tabs>
-                <w:tab w:val="left" w:pos="661"/>
-              </w:tabs>
-              <w:ind w:left="0"/>
-              <w:rPr>
-                <w:sz w:val="18"/>
-                <w:szCs w:val="20"/>
-                <w:lang w:val="en-GB"/>
-              </w:rPr>
-            </w:pPr>
-            <w:r>
-              <w:rPr>
-                <w:rFonts w:hint="eastAsia"/>
-                <w:sz w:val="18"/>
-                <w:szCs w:val="20"/>
-                <w:lang w:val="en-GB"/>
-              </w:rPr>
-              <w:t>10</w:t>
-            </w:r>
-          </w:p>
-        </w:tc>
-        <w:tc>
-          <w:tcPr>
-            <w:tcW w:w="1268" w:type="dxa"/>
-          </w:tcPr>
-          <w:p>
-            <w:pPr>
-              <w:pStyle w:val="Prrafodelista"/>
-              <w:ind w:left="0"/>
-              <w:rPr>
-                <w:sz w:val="18"/>
-                <w:szCs w:val="20"/>
-                <w:lang w:val="en-GB"/>
-              </w:rPr>
-            </w:pPr>
-            <w:proofErr w:type="spellStart"/>
-            <w:r>
-              <w:rPr>
-                <w:rFonts w:hint="eastAsia"/>
-                <w:sz w:val="18"/>
-                <w:szCs w:val="20"/>
-                <w:lang w:val="en-GB"/>
-              </w:rPr>
-              <w:t>Dieci</w:t>
-            </w:r>
-            <w:proofErr w:type="spellEnd"/>
-          </w:p>
-        </w:tc>
-        <w:tc>
-          <w:tcPr>
-            <w:tcW w:w="1228" w:type="dxa"/>
-          </w:tcPr>
-          <w:p>
-            <w:pPr>
-              <w:pStyle w:val="Prrafodelista"/>
-              <w:ind w:left="0"/>
-              <w:rPr>
-                <w:sz w:val="18"/>
-                <w:szCs w:val="20"/>
-                <w:lang w:val="en-GB"/>
-              </w:rPr>
-            </w:pPr>
-            <w:r>
-              <w:rPr>
-                <w:rFonts w:hint="eastAsia"/>
-                <w:sz w:val="18"/>
-                <w:szCs w:val="20"/>
-                <w:lang w:val="en-GB"/>
-              </w:rPr>
-              <w:t>20</w:t>
-            </w:r>
-          </w:p>
-        </w:tc>
-        <w:tc>
-          <w:tcPr>
-            <w:tcW w:w="1228" w:type="dxa"/>
-          </w:tcPr>
-          <w:p>
-            <w:pPr>
-              <w:pStyle w:val="Prrafodelista"/>
-              <w:ind w:left="0"/>
-              <w:rPr>
-                <w:sz w:val="18"/>
-                <w:szCs w:val="20"/>
-                <w:lang w:val="en-GB"/>
-              </w:rPr>
-            </w:pPr>
-            <w:r>
-              <w:rPr>
-                <w:rFonts w:hint="eastAsia"/>
-                <w:sz w:val="18"/>
-                <w:szCs w:val="20"/>
-                <w:lang w:val="en-GB"/>
-              </w:rPr>
-              <w:t>Venti</w:t>
-            </w:r>
-          </w:p>
-        </w:tc>
-        <w:tc>
-          <w:tcPr>
-            <w:tcW w:w="1228" w:type="dxa"/>
-          </w:tcPr>
-          <w:p>
-            <w:pPr>
-              <w:pStyle w:val="Prrafodelista"/>
-              <w:ind w:left="0"/>
-              <w:rPr>
-                <w:sz w:val="18"/>
-                <w:szCs w:val="20"/>
-                <w:lang w:val="en-GB"/>
-              </w:rPr>
-            </w:pPr>
-            <w:r>
-              <w:rPr>
-                <w:rFonts w:hint="eastAsia"/>
-                <w:sz w:val="18"/>
-                <w:szCs w:val="20"/>
-                <w:lang w:val="en-GB"/>
-              </w:rPr>
-              <w:t>10000</w:t>
-            </w:r>
-          </w:p>
-        </w:tc>
-        <w:tc>
-          <w:tcPr>
-            <w:tcW w:w="1228" w:type="dxa"/>
-          </w:tcPr>
-          <w:p>
-            <w:pPr>
-              <w:pStyle w:val="Prrafodelista"/>
-              <w:ind w:left="0"/>
-              <w:rPr>
-                <w:sz w:val="18"/>
-                <w:szCs w:val="20"/>
-                <w:lang w:val="en-GB"/>
-              </w:rPr>
-            </w:pPr>
-            <w:r>
-              <w:rPr>
-                <w:rFonts w:hint="eastAsia"/>
-                <w:sz w:val="18"/>
-                <w:szCs w:val="20"/>
-                <w:lang w:val="en-GB"/>
-              </w:rPr>
-              <w:t>W</w:t>
-            </w:r>
-            <w:r>
-              <w:rPr>
-                <w:rFonts w:hint="eastAsia"/>
-                <w:sz w:val="18"/>
-                <w:szCs w:val="20"/>
-                <w:lang w:val="en-GB"/>
-              </w:rPr>
-              <w:t>ang</w:t>
-            </w:r>
-          </w:p>
-        </w:tc>
-      </w:tr>
-    </w:tbl>
     <w:p>
       <w:pPr>
-        <w:pStyle w:val="Prrafodelista"/>
-        <w:numPr>
-          <w:ilvl w:val="1"/>
-          <w:numId w:val="1"/>
-        </w:numPr>
-        <w:rPr>
-          <w:sz w:val="18"/>
-          <w:szCs w:val="20"/>
-          <w:lang w:val="en-GB"/>
-        </w:rPr>
-      </w:pPr>
-      <w:r>
-        <w:rPr>
-          <w:rFonts w:hint="eastAsia"/>
-          <w:sz w:val="18"/>
-          <w:szCs w:val="20"/>
+        <w:pStyle w:val="Ttulo3"/>
+        <w:rPr>
+          <w:sz w:val="24"/>
+          <w:szCs w:val="24"/>
+          <w:lang w:val="en-GB"/>
+        </w:rPr>
+      </w:pPr>
+      <w:r>
+        <w:rPr>
+          <w:rFonts w:hint="eastAsia"/>
+          <w:sz w:val="24"/>
+          <w:szCs w:val="24"/>
           <w:lang w:val="en-GB"/>
         </w:rPr>
         <w:t>自然词</w:t>
@@ -2877,22 +1252,18 @@
     </w:tbl>
     <w:p>
       <w:pPr>
-        <w:pStyle w:val="Prrafodelista"/>
-        <w:numPr>
-          <w:ilvl w:val="1"/>
-          <w:numId w:val="1"/>
-        </w:numPr>
-        <w:rPr>
-          <w:sz w:val="18"/>
-          <w:szCs w:val="20"/>
-          <w:lang w:val="en-GB"/>
-        </w:rPr>
-      </w:pPr>
-      <w:r>
-        <w:rPr>
-          <w:rFonts w:hint="eastAsia"/>
-          <w:sz w:val="18"/>
-          <w:szCs w:val="20"/>
+        <w:pStyle w:val="Ttulo3"/>
+        <w:rPr>
+          <w:sz w:val="24"/>
+          <w:szCs w:val="24"/>
+          <w:lang w:val="en-GB"/>
+        </w:rPr>
+      </w:pPr>
+      <w:r>
+        <w:rPr>
+          <w:rFonts w:hint="eastAsia"/>
+          <w:sz w:val="24"/>
+          <w:szCs w:val="24"/>
           <w:lang w:val="en-GB"/>
         </w:rPr>
         <w:t>人称</w:t>
@@ -3493,22 +1864,18 @@
     </w:tbl>
     <w:p>
       <w:pPr>
-        <w:pStyle w:val="Prrafodelista"/>
-        <w:numPr>
-          <w:ilvl w:val="1"/>
-          <w:numId w:val="1"/>
-        </w:numPr>
-        <w:rPr>
-          <w:sz w:val="18"/>
-          <w:szCs w:val="20"/>
-          <w:lang w:val="en-GB"/>
-        </w:rPr>
-      </w:pPr>
-      <w:r>
-        <w:rPr>
-          <w:rFonts w:hint="eastAsia"/>
-          <w:sz w:val="18"/>
-          <w:szCs w:val="20"/>
+        <w:pStyle w:val="Ttulo3"/>
+        <w:rPr>
+          <w:sz w:val="24"/>
+          <w:szCs w:val="24"/>
+          <w:lang w:val="en-GB"/>
+        </w:rPr>
+      </w:pPr>
+      <w:r>
+        <w:rPr>
+          <w:rFonts w:hint="eastAsia"/>
+          <w:sz w:val="24"/>
+          <w:szCs w:val="24"/>
           <w:lang w:val="en-GB"/>
         </w:rPr>
         <w:t>定语</w:t>
@@ -4133,24 +2500,21 @@
     </w:p>
     <w:p>
       <w:pPr>
-        <w:pStyle w:val="Prrafodelista"/>
-        <w:numPr>
-          <w:ilvl w:val="1"/>
-          <w:numId w:val="1"/>
-        </w:numPr>
-        <w:rPr>
-          <w:sz w:val="18"/>
-          <w:szCs w:val="20"/>
-          <w:lang w:val="en-GB"/>
-        </w:rPr>
-      </w:pPr>
-      <w:r>
-        <w:rPr>
-          <w:rFonts w:hint="eastAsia"/>
-          <w:sz w:val="18"/>
-          <w:szCs w:val="20"/>
-          <w:lang w:val="en-GB"/>
-        </w:rPr>
+        <w:pStyle w:val="Ttulo3"/>
+        <w:rPr>
+          <w:sz w:val="24"/>
+          <w:szCs w:val="24"/>
+          <w:lang w:val="en-GB"/>
+        </w:rPr>
+      </w:pPr>
+      <w:r>
+        <w:rPr>
+          <w:rFonts w:hint="eastAsia"/>
+          <w:sz w:val="24"/>
+          <w:szCs w:val="24"/>
+          <w:lang w:val="en-GB"/>
+        </w:rPr>
+        <w:lastRenderedPageBreak/>
         <w:t>宾语</w:t>
       </w:r>
     </w:p>
@@ -5133,7 +3497,7 @@
         <w:rPr>
           <w:sz w:val="18"/>
           <w:szCs w:val="20"/>
-          <w:lang w:val="es-ES"/>
+          <w:lang w:val="en-GB"/>
         </w:rPr>
       </w:pPr>
       <w:r>
@@ -5193,14 +3557,23 @@
           <w:szCs w:val="20"/>
           <w:lang w:val="en-GB"/>
         </w:rPr>
-        <w:t xml:space="preserve"> v</w:t>
+        <w:t xml:space="preserve"> </w:t>
       </w:r>
       <w:proofErr w:type="spellStart"/>
       <w:r>
         <w:rPr>
-          <w:sz w:val="18"/>
-          <w:szCs w:val="20"/>
-          <w:lang w:val="es-ES"/>
+          <w:rFonts w:hint="eastAsia"/>
+          <w:sz w:val="18"/>
+          <w:szCs w:val="20"/>
+          <w:lang w:val="en-GB"/>
+        </w:rPr>
+        <w:t>v</w:t>
+      </w:r>
+      <w:r>
+        <w:rPr>
+          <w:sz w:val="18"/>
+          <w:szCs w:val="20"/>
+          <w:lang w:val="en-GB"/>
         </w:rPr>
         <w:t>ï</w:t>
       </w:r>
@@ -5208,7 +3581,7 @@
         <w:rPr>
           <w:sz w:val="18"/>
           <w:szCs w:val="20"/>
-          <w:lang w:val="es-ES"/>
+          <w:lang w:val="en-GB"/>
         </w:rPr>
         <w:t>m</w:t>
       </w:r>
@@ -5217,7 +3590,7 @@
         <w:rPr>
           <w:sz w:val="18"/>
           <w:szCs w:val="20"/>
-          <w:lang w:val="es-ES"/>
+          <w:lang w:val="en-GB"/>
         </w:rPr>
         <w:t>.</w:t>
       </w:r>
@@ -5225,7 +3598,7 @@
         <w:rPr>
           <w:sz w:val="18"/>
           <w:szCs w:val="20"/>
-          <w:lang w:val="es-ES"/>
+          <w:lang w:val="en-GB"/>
         </w:rPr>
         <w:t xml:space="preserve"> </w:t>
       </w:r>
@@ -5236,7 +3609,7 @@
           <w:bCs/>
           <w:sz w:val="18"/>
           <w:szCs w:val="20"/>
-          <w:lang w:val="es-ES"/>
+          <w:lang w:val="en-GB"/>
         </w:rPr>
         <w:t>v</w:t>
       </w:r>
@@ -5246,7 +3619,7 @@
           <w:bCs/>
           <w:sz w:val="18"/>
           <w:szCs w:val="20"/>
-          <w:lang w:val="es-ES"/>
+          <w:lang w:val="en-GB"/>
         </w:rPr>
         <w:t>ï</w:t>
       </w:r>
@@ -5256,7 +3629,7 @@
           <w:bCs/>
           <w:sz w:val="18"/>
           <w:szCs w:val="20"/>
-          <w:lang w:val="es-ES"/>
+          <w:lang w:val="en-GB"/>
         </w:rPr>
         <w:t>m</w:t>
       </w:r>
@@ -5279,7 +3652,7 @@
           <w:bCs/>
           <w:sz w:val="18"/>
           <w:szCs w:val="20"/>
-          <w:lang w:val="es-ES"/>
+          <w:lang w:val="en-GB"/>
         </w:rPr>
         <w:t>ví</w:t>
       </w:r>
@@ -5289,7 +3662,7 @@
           <w:bCs/>
           <w:sz w:val="18"/>
           <w:szCs w:val="20"/>
-          <w:lang w:val="es-ES"/>
+          <w:lang w:val="en-GB"/>
         </w:rPr>
         <w:t>em</w:t>
       </w:r>
@@ -5304,88 +3677,99 @@
           <w:lang w:val="es-ES"/>
         </w:rPr>
       </w:pPr>
-      <w:proofErr w:type="spellStart"/>
-      <w:r>
-        <w:rPr>
+      <w:r>
+        <w:rPr>
+          <w:sz w:val="24"/>
+          <w:szCs w:val="24"/>
+          <w:lang w:val="en-GB"/>
+        </w:rPr>
+        <w:t>Adjectives</w:t>
+      </w:r>
+      <w:r>
+        <w:rPr>
+          <w:sz w:val="24"/>
+          <w:szCs w:val="24"/>
+          <w:lang w:val="en-GB"/>
+        </w:rPr>
+        <w:t xml:space="preserve"> </w:t>
+      </w:r>
+      <w:r>
+        <w:rPr>
+          <w:rFonts w:hint="eastAsia"/>
           <w:sz w:val="24"/>
           <w:szCs w:val="24"/>
           <w:lang w:val="es-ES"/>
         </w:rPr>
-        <w:t>Adjectives</w:t>
-      </w:r>
-      <w:proofErr w:type="spellEnd"/>
-      <w:r>
-        <w:rPr>
+        <w:t>形容词</w:t>
+      </w:r>
+      <w:r>
+        <w:rPr>
+          <w:rFonts w:hint="eastAsia"/>
+          <w:sz w:val="24"/>
+          <w:szCs w:val="24"/>
+          <w:lang w:val="en-GB"/>
+        </w:rPr>
+        <w:t xml:space="preserve"> </w:t>
+      </w:r>
+      <w:r>
+        <w:rPr>
+          <w:rFonts w:hint="eastAsia"/>
           <w:sz w:val="24"/>
           <w:szCs w:val="24"/>
           <w:lang w:val="es-ES"/>
         </w:rPr>
-        <w:t xml:space="preserve"> </w:t>
-      </w:r>
-      <w:r>
-        <w:rPr>
-          <w:rFonts w:hint="eastAsia"/>
+        <w:t>表示人或事物的形状、性质以及动作、行为的状态的词。如「高」「好」「勇敢」「坚强」「通红」等。</w:t>
+      </w:r>
+    </w:p>
+    <w:p>
+      <w:pPr>
+        <w:pStyle w:val="Prrafodelista"/>
+        <w:ind w:left="440"/>
+        <w:rPr>
+          <w:sz w:val="18"/>
+          <w:szCs w:val="20"/>
+          <w:lang w:val="es-ES"/>
+        </w:rPr>
+      </w:pPr>
+      <w:r>
+        <w:rPr>
+          <w:sz w:val="18"/>
+          <w:szCs w:val="20"/>
+          <w:lang w:val="es-ES"/>
+        </w:rPr>
+        <w:t xml:space="preserve">3.1 </w:t>
+      </w:r>
+    </w:p>
+    <w:p>
+      <w:pPr>
+        <w:pStyle w:val="Ttulo1"/>
+        <w:rPr>
           <w:sz w:val="24"/>
           <w:szCs w:val="24"/>
           <w:lang w:val="es-ES"/>
         </w:rPr>
-        <w:t>形容词</w:t>
-      </w:r>
-      <w:r>
-        <w:rPr>
-          <w:rFonts w:hint="eastAsia"/>
-          <w:sz w:val="24"/>
-          <w:szCs w:val="24"/>
-          <w:lang w:val="es-ES"/>
-        </w:rPr>
-        <w:t xml:space="preserve"> 表示人或事物的形状、性质以及动作、行为的状态的词。如「高」「好」「勇敢」「坚强」「通红」等。</w:t>
-      </w:r>
-    </w:p>
-    <w:p>
-      <w:pPr>
-        <w:pStyle w:val="Prrafodelista"/>
-        <w:ind w:left="440"/>
-        <w:rPr>
-          <w:sz w:val="18"/>
-          <w:szCs w:val="20"/>
-          <w:lang w:val="es-ES"/>
-        </w:rPr>
-      </w:pPr>
-      <w:r>
-        <w:rPr>
-          <w:sz w:val="18"/>
-          <w:szCs w:val="20"/>
-          <w:lang w:val="es-ES"/>
-        </w:rPr>
-        <w:t xml:space="preserve">3.1 </w:t>
-      </w:r>
-    </w:p>
-    <w:p>
-      <w:pPr>
-        <w:pStyle w:val="Ttulo1"/>
-        <w:rPr>
-          <w:sz w:val="24"/>
-          <w:szCs w:val="24"/>
-          <w:lang w:val="es-ES"/>
-        </w:rPr>
-      </w:pPr>
-      <w:r>
-        <w:rPr>
-          <w:sz w:val="24"/>
-          <w:szCs w:val="24"/>
-          <w:lang w:val="es-ES"/>
-        </w:rPr>
-        <w:t>Conjugación</w:t>
-      </w:r>
-      <w:r>
-        <w:rPr>
-          <w:rFonts w:hint="eastAsia"/>
-          <w:sz w:val="24"/>
-          <w:szCs w:val="24"/>
-          <w:lang w:val="es-ES"/>
-        </w:rPr>
-        <w:t>动词变化形式与时态</w:t>
-      </w:r>
+      </w:pPr>
+      <w:hyperlink r:id="rId8" w:history="1">
+        <w:r>
+          <w:rPr>
+            <w:rStyle w:val="Hipervnculo"/>
+            <w:sz w:val="24"/>
+            <w:szCs w:val="24"/>
+            <w:lang w:val="es-ES"/>
+          </w:rPr>
+          <w:t>Conjugación</w:t>
+        </w:r>
+        <w:r>
+          <w:rPr>
+            <w:rStyle w:val="Hipervnculo"/>
+            <w:rFonts w:hint="eastAsia"/>
+            <w:sz w:val="24"/>
+            <w:szCs w:val="24"/>
+            <w:lang w:val="es-ES"/>
+          </w:rPr>
+          <w:t>动词变化形式与时态</w:t>
+        </w:r>
+      </w:hyperlink>
     </w:p>
     <w:p>
       <w:pPr>
@@ -5488,35 +3872,28 @@
           <w:lang w:val="es-ES"/>
         </w:rPr>
       </w:pPr>
-      <w:r>
-        <w:rPr>
-          <w:rFonts w:hint="eastAsia"/>
-          <w:sz w:val="24"/>
-          <w:szCs w:val="24"/>
-          <w:lang w:val="es-ES"/>
-        </w:rPr>
-        <w:t>名词前后缀</w:t>
-      </w:r>
-      <w:r>
-        <w:rPr>
-          <w:rFonts w:hint="eastAsia"/>
-          <w:sz w:val="24"/>
-          <w:szCs w:val="24"/>
-          <w:lang w:val="es-ES"/>
-        </w:rPr>
-        <w:t xml:space="preserve"> </w:t>
-      </w:r>
-      <w:proofErr w:type="spellStart"/>
-      <w:r>
-        <w:rPr>
-          <w:rFonts w:hint="eastAsia"/>
-          <w:sz w:val="24"/>
-          <w:szCs w:val="24"/>
-          <w:lang w:val="es-ES"/>
-        </w:rPr>
-        <w:t>affix</w:t>
-      </w:r>
-      <w:proofErr w:type="spellEnd"/>
+      <w:hyperlink r:id="rId9" w:history="1">
+        <w:r>
+          <w:rPr>
+            <w:rStyle w:val="Hipervnculo"/>
+            <w:rFonts w:hint="eastAsia"/>
+            <w:sz w:val="24"/>
+            <w:szCs w:val="24"/>
+            <w:lang w:val="es-ES"/>
+          </w:rPr>
+          <w:t>名词前后缀</w:t>
+        </w:r>
+        <w:r>
+          <w:rPr>
+            <w:rStyle w:val="Hipervnculo"/>
+            <w:rFonts w:hint="eastAsia"/>
+            <w:sz w:val="24"/>
+            <w:szCs w:val="24"/>
+            <w:lang w:val="es-ES"/>
+          </w:rPr>
+          <w:t xml:space="preserve"> affix</w:t>
+        </w:r>
+      </w:hyperlink>
     </w:p>
     <w:p>
       <w:pPr>
@@ -5858,7 +4235,7 @@
           <w:lang w:val="es-ES"/>
         </w:rPr>
       </w:pPr>
-      <w:hyperlink r:id="rId7" w:history="1">
+      <w:hyperlink r:id="rId10" w:history="1">
         <w:r>
           <w:rPr>
             <w:rStyle w:val="Hipervnculo"/>
@@ -5918,7 +4295,7 @@
                     <pic:cNvPicPr/>
                   </pic:nvPicPr>
                   <pic:blipFill>
-                    <a:blip r:embed="rId8"/>
+                    <a:blip r:embed="rId11"/>
                     <a:stretch>
                       <a:fillRect/>
                     </a:stretch>
@@ -5947,7 +4324,7 @@
           <w:lang w:val="en-GB"/>
         </w:rPr>
       </w:pPr>
-      <w:hyperlink r:id="rId9" w:history="1">
+      <w:hyperlink r:id="rId12" w:history="1">
         <w:r>
           <w:rPr>
             <w:rStyle w:val="Hipervnculo"/>
@@ -5976,7 +4353,7 @@
           <w:lang w:val="en-GB"/>
         </w:rPr>
       </w:pPr>
-      <w:hyperlink r:id="rId10" w:history="1">
+      <w:hyperlink r:id="rId13" w:history="1">
         <w:r>
           <w:rPr>
             <w:rStyle w:val="Hipervnculo"/>
@@ -6025,7 +4402,7 @@
                     <pic:cNvPicPr/>
                   </pic:nvPicPr>
                   <pic:blipFill>
-                    <a:blip r:embed="rId11"/>
+                    <a:blip r:embed="rId14"/>
                     <a:stretch>
                       <a:fillRect/>
                     </a:stretch>
@@ -6649,7 +5026,6 @@
     <w:next w:val="Normal"/>
     <w:link w:val="Ttulo2Car"/>
     <w:uiPriority w:val="9"/>
-    <w:semiHidden/>
     <w:unhideWhenUsed/>
     <w:qFormat/>
     <w:rsid w:val="007809DF"/>
@@ -6672,7 +5048,6 @@
     <w:next w:val="Normal"/>
     <w:link w:val="Ttulo3Car"/>
     <w:uiPriority w:val="9"/>
-    <w:semiHidden/>
     <w:unhideWhenUsed/>
     <w:qFormat/>
     <w:rsid w:val="007809DF"/>
@@ -6866,7 +5241,6 @@
     <w:basedOn w:val="Fuentedeprrafopredeter"/>
     <w:link w:val="Ttulo2"/>
     <w:uiPriority w:val="9"/>
-    <w:semiHidden/>
     <w:rsid w:val="007809DF"/>
     <w:rPr>
       <w:rFonts w:asciiTheme="majorHAnsi" w:eastAsiaTheme="majorEastAsia" w:hAnsiTheme="majorHAnsi" w:cstheme="majorBidi"/>
@@ -6880,7 +5254,6 @@
     <w:basedOn w:val="Fuentedeprrafopredeter"/>
     <w:link w:val="Ttulo3"/>
     <w:uiPriority w:val="9"/>
-    <w:semiHidden/>
     <w:rsid w:val="007809DF"/>
     <w:rPr>
       <w:rFonts w:asciiTheme="majorHAnsi" w:eastAsiaTheme="majorEastAsia" w:hAnsiTheme="majorHAnsi" w:cstheme="majorBidi"/>
@@ -7244,6 +5617,18 @@
       <w:szCs w:val="18"/>
     </w:rPr>
   </w:style>
+  <w:style w:type="character" w:styleId="Hipervnculovisitado">
+    <w:name w:val="FollowedHyperlink"/>
+    <w:basedOn w:val="Fuentedeprrafopredeter"/>
+    <w:uiPriority w:val="99"/>
+    <w:semiHidden/>
+    <w:unhideWhenUsed/>
+    <w:rsid w:val="00CC0C80"/>
+    <w:rPr>
+      <w:color w:val="954F72" w:themeColor="followedHyperlink"/>
+      <w:u w:val="single"/>
+    </w:rPr>
+  </w:style>
 </w:styles>
 </file>
 
